--- a/lessons/2-2/downloads/2-2-notes-teacher.docx
+++ b/lessons/2-2/downloads/2-2-notes-teacher.docx
@@ -14,7 +14,7 @@
           <w:sz w:val="18"/>
           <w:szCs w:val="18"/>
         </w:rPr>
-        <w:t xml:space="preserve">UNIT 2  ·  LESSON 2      STANDARD 6.NS.1</w:t>
+        <w:t xml:space="preserve">UNIT 2  ·  LESSON 2      STANDARD 6.NOS.1</w:t>
       </w:r>
     </w:p>
     <w:p>
@@ -2377,6 +2377,32 @@
     </w:p>
     <w:p>
       <w:pPr>
+        <w:pStyle w:val="Heading2"/>
+        <w:spacing w:after="80" w:before="180"/>
+      </w:pPr>
+      <w:r>
+        <w:rPr>
+          <w:b/>
+          <w:bCs/>
+          <w:color w:val="12355B"/>
+          <w:sz w:val="24"/>
+          <w:szCs w:val="24"/>
+        </w:rPr>
+        <w:t xml:space="preserve">Level 1 Support</w:t>
+      </w:r>
+      <w:r>
+        <w:rPr>
+          <w:i/>
+          <w:iCs/>
+          <w:color w:val="1FA6A2"/>
+          <w:sz w:val="19"/>
+          <w:szCs w:val="19"/>
+        </w:rPr>
+        <w:t xml:space="preserve">   extra scaffolding</w:t>
+      </w:r>
+    </w:p>
+    <w:p>
+      <w:pPr>
         <w:keepNext/>
         <w:spacing w:after="60" w:before="160"/>
       </w:pPr>
@@ -2637,6 +2663,32 @@
     </w:tbl>
     <w:p>
       <w:pPr>
+        <w:pStyle w:val="Heading2"/>
+        <w:spacing w:after="80" w:before="180"/>
+      </w:pPr>
+      <w:r>
+        <w:rPr>
+          <w:b/>
+          <w:bCs/>
+          <w:color w:val="12355B"/>
+          <w:sz w:val="24"/>
+          <w:szCs w:val="24"/>
+        </w:rPr>
+        <w:t xml:space="preserve">On Level</w:t>
+      </w:r>
+      <w:r>
+        <w:rPr>
+          <w:i/>
+          <w:iCs/>
+          <w:color w:val="12355B"/>
+          <w:sz w:val="19"/>
+          <w:szCs w:val="19"/>
+        </w:rPr>
+        <w:t xml:space="preserve">   grade-level practice</w:t>
+      </w:r>
+    </w:p>
+    <w:p>
+      <w:pPr>
         <w:keepNext/>
         <w:spacing w:after="60" w:before="160"/>
       </w:pPr>
@@ -2767,136 +2819,6 @@
     </w:tbl>
     <w:p>
       <w:pPr>
-        <w:keepNext/>
-        <w:spacing w:after="60" w:before="160"/>
-      </w:pPr>
-      <w:r>
-        <w:rPr>
-          <w:b/>
-          <w:bCs/>
-          <w:color w:val="12355B"/>
-          <w:sz w:val="22"/>
-          <w:szCs w:val="22"/>
-        </w:rPr>
-        <w:t xml:space="preserve">4.  </w:t>
-      </w:r>
-      <w:r>
-        <w:rPr>
-          <w:b/>
-          <w:bCs/>
-          <w:sz w:val="21"/>
-          <w:szCs w:val="21"/>
-        </w:rPr>
-        <w:t xml:space="preserve">Detective Park has 4 cups of flour. Each batch of evidence-cookies needs 1/2 cup. How many batches can he make?</w:t>
-      </w:r>
-    </w:p>
-    <w:p>
-      <w:pPr>
-        <w:spacing w:after="40"/>
-        <w:ind w:left="420"/>
-      </w:pPr>
-      <w:r>
-        <w:rPr>
-          <w:sz w:val="20"/>
-          <w:szCs w:val="20"/>
-        </w:rPr>
-        <w:t xml:space="preserve">A)  8</w:t>
-      </w:r>
-    </w:p>
-    <w:p>
-      <w:pPr>
-        <w:spacing w:after="40"/>
-        <w:ind w:left="420"/>
-      </w:pPr>
-      <w:r>
-        <w:rPr>
-          <w:sz w:val="20"/>
-          <w:szCs w:val="20"/>
-        </w:rPr>
-        <w:t xml:space="preserve">B)  2</w:t>
-      </w:r>
-    </w:p>
-    <w:p>
-      <w:pPr>
-        <w:spacing w:after="40"/>
-        <w:ind w:left="420"/>
-      </w:pPr>
-      <w:r>
-        <w:rPr>
-          <w:sz w:val="20"/>
-          <w:szCs w:val="20"/>
-        </w:rPr>
-        <w:t xml:space="preserve">C)  4</w:t>
-      </w:r>
-    </w:p>
-    <w:p>
-      <w:pPr>
-        <w:spacing w:after="40"/>
-        <w:ind w:left="420"/>
-      </w:pPr>
-      <w:r>
-        <w:rPr>
-          <w:sz w:val="20"/>
-          <w:szCs w:val="20"/>
-        </w:rPr>
-        <w:t xml:space="preserve">D)  6</w:t>
-      </w:r>
-    </w:p>
-    <w:p>
-      <w:pPr>
-        <w:spacing w:after="20"/>
-      </w:pPr>
-      <w:r>
-        <w:t xml:space="preserve"/>
-      </w:r>
-    </w:p>
-    <w:tbl>
-      <w:tblPr>
-        <w:tblW w:type="pct" w:w="100%"/>
-        <w:tblBorders>
-          <w:top w:val="single" w:color="C7D2DD" w:sz="6"/>
-          <w:left w:val="single" w:color="C7D2DD" w:sz="6"/>
-          <w:bottom w:val="single" w:color="C7D2DD" w:sz="6"/>
-          <w:right w:val="single" w:color="C7D2DD" w:sz="6"/>
-          <w:insideH w:val="single" w:color="auto" w:sz="4"/>
-          <w:insideV w:val="single" w:color="auto" w:sz="4"/>
-        </w:tblBorders>
-      </w:tblPr>
-      <w:tblGrid>
-        <w:gridCol w:w="100"/>
-      </w:tblGrid>
-      <w:tr>
-        <w:tc>
-          <w:tcPr>
-            <w:shd w:fill="FBF3E2" w:color="auto" w:val="clear"/>
-            <w:tcMar>
-              <w:top w:type="dxa" w:w="60"/>
-              <w:left w:type="dxa" w:w="120"/>
-              <w:bottom w:type="dxa" w:w="60"/>
-              <w:right w:type="dxa" w:w="120"/>
-            </w:tcMar>
-          </w:tcPr>
-          <w:p>
-            <w:pPr>
-              <w:spacing w:after="0" w:line="320"/>
-            </w:pPr>
-            <w:r>
-              <w:t xml:space="preserve"/>
-            </w:r>
-          </w:p>
-          <w:p>
-            <w:pPr>
-              <w:spacing w:after="0" w:line="320"/>
-            </w:pPr>
-            <w:r>
-              <w:t xml:space="preserve"/>
-            </w:r>
-          </w:p>
-        </w:tc>
-      </w:tr>
-    </w:tbl>
-    <w:p>
-      <w:pPr>
         <w:pStyle w:val="Heading1"/>
         <w:pageBreakBefore/>
         <w:pBdr>
@@ -3244,23 +3166,17 @@
     </w:p>
     <w:p>
       <w:pPr>
-        <w:spacing w:after="80"/>
-      </w:pPr>
-      <w:r>
-        <w:rPr>
-          <w:b/>
-          <w:bCs/>
-          <w:sz w:val="21"/>
-          <w:szCs w:val="21"/>
-        </w:rPr>
-        <w:t xml:space="preserve">1.  </w:t>
-      </w:r>
-      <w:r>
-        <w:rPr>
-          <w:sz w:val="21"/>
-          <w:szCs w:val="21"/>
-        </w:rPr>
-        <w:t xml:space="preserve">A)  40</w:t>
+        <w:spacing w:after="100"/>
+      </w:pPr>
+      <w:r>
+        <w:rPr>
+          <w:b/>
+          <w:bCs/>
+          <w:color w:val="B97A12"/>
+          <w:sz w:val="20"/>
+          <w:szCs w:val="20"/>
+        </w:rPr>
+        <w:t xml:space="preserve">Watch for this mistake:  </w:t>
       </w:r>
       <w:r>
         <w:rPr>
@@ -3270,7 +3186,23 @@
           <w:sz w:val="19"/>
           <w:szCs w:val="19"/>
         </w:rPr>
-        <w:t xml:space="preserve">  — 10 ÷ 1/4 = 10 × 4/1 = 40. There are 40 quarter-size pieces in 10 wholes.</w:t>
+        <w:t xml:space="preserve">A common mistake in Divide Whole Numbers by Fractions is doing 'Keep, Change' but skipping the 'Flip' — students multiply by the divisor as it is instead of by its reciprocal. For example, for 6 ÷ 3/4, a student might write 6 × 3/4 = 4 1/2 and stop there, but the divisor 3/4 must be flipped to 4/3 first: 6 × 4/3 = 24/3 = 8. Before you submit, check: did I flip the second fraction (the divisor) upside down before multiplying?</w:t>
+      </w:r>
+    </w:p>
+    <w:p>
+      <w:pPr>
+        <w:pStyle w:val="Heading2"/>
+        <w:spacing w:after="80" w:before="180"/>
+      </w:pPr>
+      <w:r>
+        <w:rPr>
+          <w:b/>
+          <w:bCs/>
+          <w:color w:val="12355B"/>
+          <w:sz w:val="24"/>
+          <w:szCs w:val="24"/>
+        </w:rPr>
+        <w:t xml:space="preserve">Level 1 Support</w:t>
       </w:r>
     </w:p>
     <w:p>
@@ -3284,14 +3216,14 @@
           <w:sz w:val="21"/>
           <w:szCs w:val="21"/>
         </w:rPr>
-        <w:t xml:space="preserve">2.  </w:t>
-      </w:r>
-      <w:r>
-        <w:rPr>
-          <w:sz w:val="21"/>
-          <w:szCs w:val="21"/>
-        </w:rPr>
-        <w:t xml:space="preserve">A)  10</w:t>
+        <w:t xml:space="preserve">1.  </w:t>
+      </w:r>
+      <w:r>
+        <w:rPr>
+          <w:sz w:val="21"/>
+          <w:szCs w:val="21"/>
+        </w:rPr>
+        <w:t xml:space="preserve">A)  40</w:t>
       </w:r>
       <w:r>
         <w:rPr>
@@ -3301,7 +3233,7 @@
           <w:sz w:val="19"/>
           <w:szCs w:val="19"/>
         </w:rPr>
-        <w:t xml:space="preserve">  — 5 ÷ 1/2 = 5 × 2/1 = 10. There are 10 halves in 5 wholes.</w:t>
+        <w:t xml:space="preserve">  — 10 ÷ 1/4 = 10 × 4/1 = 40. There are 40 quarter-size pieces in 10 wholes.</w:t>
       </w:r>
     </w:p>
     <w:p>
@@ -3315,14 +3247,14 @@
           <w:sz w:val="21"/>
           <w:szCs w:val="21"/>
         </w:rPr>
-        <w:t xml:space="preserve">3.  </w:t>
-      </w:r>
-      <w:r>
-        <w:rPr>
-          <w:sz w:val="21"/>
-          <w:szCs w:val="21"/>
-        </w:rPr>
-        <w:t xml:space="preserve">A)  9</w:t>
+        <w:t xml:space="preserve">2.  </w:t>
+      </w:r>
+      <w:r>
+        <w:rPr>
+          <w:sz w:val="21"/>
+          <w:szCs w:val="21"/>
+        </w:rPr>
+        <w:t xml:space="preserve">A)  10</w:t>
       </w:r>
       <w:r>
         <w:rPr>
@@ -3332,7 +3264,23 @@
           <w:sz w:val="19"/>
           <w:szCs w:val="19"/>
         </w:rPr>
-        <w:t xml:space="preserve">  — 6 ÷ 2/3 = 6 × 3/2 = 18/2 = 9. Keep 6, change ÷ to ×, flip 2/3 to 3/2.</w:t>
+        <w:t xml:space="preserve">  — 5 ÷ 1/2 = 5 × 2/1 = 10. There are 10 halves in 5 wholes.</w:t>
+      </w:r>
+    </w:p>
+    <w:p>
+      <w:pPr>
+        <w:pStyle w:val="Heading2"/>
+        <w:spacing w:after="80" w:before="180"/>
+      </w:pPr>
+      <w:r>
+        <w:rPr>
+          <w:b/>
+          <w:bCs/>
+          <w:color w:val="12355B"/>
+          <w:sz w:val="24"/>
+          <w:szCs w:val="24"/>
+        </w:rPr>
+        <w:t xml:space="preserve">On Level</w:t>
       </w:r>
     </w:p>
     <w:p>
@@ -3346,14 +3294,14 @@
           <w:sz w:val="21"/>
           <w:szCs w:val="21"/>
         </w:rPr>
-        <w:t xml:space="preserve">4.  </w:t>
-      </w:r>
-      <w:r>
-        <w:rPr>
-          <w:sz w:val="21"/>
-          <w:szCs w:val="21"/>
-        </w:rPr>
-        <w:t xml:space="preserve">A)  8</w:t>
+        <w:t xml:space="preserve">3.  </w:t>
+      </w:r>
+      <w:r>
+        <w:rPr>
+          <w:sz w:val="21"/>
+          <w:szCs w:val="21"/>
+        </w:rPr>
+        <w:t xml:space="preserve">A)  9</w:t>
       </w:r>
       <w:r>
         <w:rPr>
@@ -3363,7 +3311,7 @@
           <w:sz w:val="19"/>
           <w:szCs w:val="19"/>
         </w:rPr>
-        <w:t xml:space="preserve">  — 4 ÷ 1/2 = 4 × 2/1 = 8 batches. Each cup makes 2 half-cup batches.</w:t>
+        <w:t xml:space="preserve">  — 6 ÷ 2/3 = 6 × 3/2 = 18/2 = 9. Keep 6, change ÷ to ×, flip 2/3 to 3/2.</w:t>
       </w:r>
     </w:p>
     <w:p>

--- a/lessons/2-2/downloads/2-2-notes-teacher.docx
+++ b/lessons/2-2/downloads/2-2-notes-teacher.docx
@@ -1247,7 +1247,22 @@
           <w:sz w:val="30"/>
           <w:szCs w:val="30"/>
         </w:rPr>
-        <w:t xml:space="preserve">Worked Example</w:t>
+        <w:t xml:space="preserve">Write About the Math</w:t>
+      </w:r>
+    </w:p>
+    <w:p>
+      <w:pPr>
+        <w:spacing w:after="100"/>
+      </w:pPr>
+      <w:r>
+        <w:rPr>
+          <w:i/>
+          <w:iCs/>
+          <w:color w:val="5F6F80"/>
+          <w:sz w:val="19"/>
+          <w:szCs w:val="19"/>
+        </w:rPr>
+        <w:t xml:space="preserve">Use the support level you need. Every level answers the same math question.</w:t>
       </w:r>
     </w:p>
     <w:p>
@@ -1263,17 +1278,17 @@
           <w:sz w:val="24"/>
           <w:szCs w:val="24"/>
         </w:rPr>
-        <w:t xml:space="preserve">Watch &amp; Read</w:t>
+        <w:t xml:space="preserve">1. Understand the Question</w:t>
       </w:r>
       <w:r>
         <w:rPr>
           <w:i/>
           <w:iCs/>
-          <w:color w:val="1FA6A2"/>
+          <w:color w:val="B97A12"/>
           <w:sz w:val="19"/>
           <w:szCs w:val="19"/>
         </w:rPr>
-        <w:t xml:space="preserve">   I Do — follow along with your teacher</w:t>
+        <w:t xml:space="preserve">   explain</w:t>
       </w:r>
     </w:p>
     <w:tbl>
@@ -1308,25 +1323,44 @@
             </w:pPr>
             <w:r>
               <w:rPr>
+                <w:color w:val="1A2733"/>
+                <w:sz w:val="21"/>
+                <w:szCs w:val="21"/>
+              </w:rPr>
+              <w:t xml:space="preserve">How does 'Keep, Change, Flip' turn 6 ÷ 1/3 into a multiplication problem?</w:t>
+            </w:r>
+          </w:p>
+          <w:p>
+            <w:pPr>
+              <w:spacing w:after="0"/>
+            </w:pPr>
+            <w:r>
+              <w:rPr>
                 <w:b/>
                 <w:bCs/>
                 <w:color w:val="12355B"/>
-                <w:sz w:val="22"/>
-                <w:szCs w:val="22"/>
+                <w:sz w:val="20"/>
+                <w:szCs w:val="20"/>
               </w:rPr>
-              <w:t xml:space="preserve">Detective Agency Case File</w:t>
-            </w:r>
-          </w:p>
-          <w:p>
-            <w:pPr>
-              <w:spacing w:after="0"/>
-            </w:pPr>
+              <w:t xml:space="preserve">Your job:  </w:t>
+            </w:r>
             <w:r>
               <w:rPr>
-                <w:sz w:val="21"/>
-                <w:szCs w:val="21"/>
+                <w:sz w:val="20"/>
+                <w:szCs w:val="20"/>
               </w:rPr>
-              <w:t xml:space="preserve">Agent Park has 4 pounds of evidence powder. Each testing bag holds exactly 1/2 pound. He needs to prepare as many testing bags as possible before the lab deadline. How many bags can he fill?</w:t>
+              <w:t xml:space="preserve">Answer the question. Use math evidence. Explain how the evidence proves your answer.</w:t>
+            </w:r>
+            <w:r>
+              <w:rPr>
+                <w:i/>
+                <w:iCs/>
+                <w:color w:val="5F6F80"/>
+                <w:sz w:val="18"/>
+                <w:szCs w:val="18"/>
+              </w:rPr>
+              <w:br/>
+              <w:t xml:space="preserve">Responde la pregunta. Usa evidencia matemática. Explica cómo la evidencia demuestra tu respuesta.</w:t>
             </w:r>
           </w:p>
         </w:tc>
@@ -1334,94 +1368,6 @@
     </w:tbl>
     <w:p>
       <w:pPr>
-        <w:spacing w:after="80"/>
-      </w:pPr>
-      <w:r>
-        <w:t xml:space="preserve"/>
-      </w:r>
-    </w:p>
-    <w:p>
-      <w:pPr>
-        <w:spacing w:after="50" w:before="60"/>
-      </w:pPr>
-      <w:r>
-        <w:rPr>
-          <w:b/>
-          <w:bCs/>
-          <w:color w:val="12355B"/>
-          <w:sz w:val="21"/>
-          <w:szCs w:val="21"/>
-        </w:rPr>
-        <w:t xml:space="preserve">Think about:</w:t>
-      </w:r>
-    </w:p>
-    <w:p>
-      <w:pPr>
-        <w:spacing w:after="40"/>
-        <w:ind w:left="300"/>
-      </w:pPr>
-      <w:r>
-        <w:rPr>
-          <w:sz w:val="20"/>
-          <w:szCs w:val="20"/>
-        </w:rPr>
-        <w:t xml:space="preserve">•  How much total powder does Agent Park have?</w:t>
-      </w:r>
-    </w:p>
-    <w:p>
-      <w:pPr>
-        <w:spacing w:after="40"/>
-        <w:ind w:left="300"/>
-      </w:pPr>
-      <w:r>
-        <w:rPr>
-          <w:sz w:val="20"/>
-          <w:szCs w:val="20"/>
-        </w:rPr>
-        <w:t xml:space="preserve">•  How much goes into each bag?</w:t>
-      </w:r>
-    </w:p>
-    <w:p>
-      <w:pPr>
-        <w:spacing w:after="40"/>
-        <w:ind w:left="300"/>
-      </w:pPr>
-      <w:r>
-        <w:rPr>
-          <w:sz w:val="20"/>
-          <w:szCs w:val="20"/>
-        </w:rPr>
-        <w:t xml:space="preserve">•  Will the number of bags be more or less than 4?</w:t>
-      </w:r>
-    </w:p>
-    <w:p>
-      <w:pPr>
-        <w:spacing w:after="40"/>
-        <w:ind w:left="300"/>
-      </w:pPr>
-      <w:r>
-        <w:rPr>
-          <w:sz w:val="20"/>
-          <w:szCs w:val="20"/>
-        </w:rPr>
-        <w:t xml:space="preserve">•  Why does dividing by 1/2 give a number larger than 4?</w:t>
-      </w:r>
-    </w:p>
-    <w:p>
-      <w:pPr>
-        <w:spacing w:after="40"/>
-        <w:ind w:left="300"/>
-      </w:pPr>
-      <w:r>
-        <w:rPr>
-          <w:sz w:val="20"/>
-          <w:szCs w:val="20"/>
-        </w:rPr>
-        <w:t xml:space="preserve">•  How is dividing by a fraction related to multiplying?</w:t>
-      </w:r>
-    </w:p>
-    <w:p>
-      <w:pPr>
         <w:pStyle w:val="Heading2"/>
         <w:spacing w:after="80" w:before="180"/>
       </w:pPr>
@@ -1433,7 +1379,7 @@
           <w:sz w:val="24"/>
           <w:szCs w:val="24"/>
         </w:rPr>
-        <w:t xml:space="preserve">Solved Example</w:t>
+        <w:t xml:space="preserve">2. Plan Your Math Words</w:t>
       </w:r>
       <w:r>
         <w:rPr>
@@ -1443,172 +1389,299 @@
           <w:sz w:val="19"/>
           <w:szCs w:val="19"/>
         </w:rPr>
-        <w:t xml:space="preserve">   I Do — watch each step</w:t>
-      </w:r>
-    </w:p>
-    <w:p>
-      <w:pPr>
-        <w:keepNext/>
-        <w:spacing w:after="40"/>
-      </w:pPr>
-      <w:r>
-        <w:rPr>
-          <w:b/>
-          <w:bCs/>
-          <w:color w:val="12355B"/>
-          <w:sz w:val="21"/>
-          <w:szCs w:val="21"/>
-        </w:rPr>
-        <w:t xml:space="preserve">Problem:  </w:t>
-      </w:r>
-      <w:r>
-        <w:rPr>
-          <w:sz w:val="21"/>
-          <w:szCs w:val="21"/>
-        </w:rPr>
-        <w:t xml:space="preserve">What is 6 ÷ 1/3?</w:t>
-      </w:r>
-    </w:p>
-    <w:p>
-      <w:pPr>
-        <w:spacing w:after="30"/>
-        <w:ind w:left="420"/>
-      </w:pPr>
-      <w:r>
-        <w:rPr>
+        <w:t xml:space="preserve">   check at least two</w:t>
+      </w:r>
+    </w:p>
+    <w:p>
+      <w:pPr>
+        <w:spacing w:after="60"/>
+      </w:pPr>
+      <w:r>
+        <w:rPr>
+          <w:b/>
+          <w:bCs/>
+          <w:color w:val="1FA6A2"/>
+          <w:sz w:val="22"/>
+          <w:szCs w:val="22"/>
+        </w:rPr>
+        <w:t xml:space="preserve">☐  </w:t>
+      </w:r>
+      <w:r>
+        <w:rPr>
+          <w:b/>
+          <w:bCs/>
+          <w:color w:val="12355B"/>
           <w:sz w:val="20"/>
           <w:szCs w:val="20"/>
         </w:rPr>
-        <w:t xml:space="preserve">A)  18</w:t>
-      </w:r>
-    </w:p>
-    <w:p>
-      <w:pPr>
-        <w:spacing w:after="30"/>
-        <w:ind w:left="420"/>
-      </w:pPr>
+        <w:t xml:space="preserve">Reciprocal — </w:t>
+      </w:r>
       <w:r>
         <w:rPr>
           <w:sz w:val="20"/>
           <w:szCs w:val="20"/>
         </w:rPr>
-        <w:t xml:space="preserve">B)  2</w:t>
-      </w:r>
-    </w:p>
-    <w:p>
-      <w:pPr>
-        <w:spacing w:after="30"/>
-        <w:ind w:left="420"/>
-      </w:pPr>
-      <w:r>
-        <w:rPr>
+        <w:t xml:space="preserve">A fraction turned upside down.</w:t>
+      </w:r>
+      <w:r>
+        <w:rPr>
+          <w:i/>
+          <w:iCs/>
+          <w:color w:val="5F6F80"/>
+          <w:sz w:val="18"/>
+          <w:szCs w:val="18"/>
+        </w:rPr>
+        <w:br/>
+        <w:t xml:space="preserve">Recíproco — Una fracción volteada de arriba abajo.</w:t>
+      </w:r>
+    </w:p>
+    <w:p>
+      <w:pPr>
+        <w:spacing w:after="60"/>
+      </w:pPr>
+      <w:r>
+        <w:rPr>
+          <w:b/>
+          <w:bCs/>
+          <w:color w:val="1FA6A2"/>
+          <w:sz w:val="22"/>
+          <w:szCs w:val="22"/>
+        </w:rPr>
+        <w:t xml:space="preserve">☐  </w:t>
+      </w:r>
+      <w:r>
+        <w:rPr>
+          <w:b/>
+          <w:bCs/>
+          <w:color w:val="12355B"/>
           <w:sz w:val="20"/>
           <w:szCs w:val="20"/>
         </w:rPr>
-        <w:t xml:space="preserve">C)  6/3</w:t>
-      </w:r>
-    </w:p>
-    <w:p>
-      <w:pPr>
-        <w:spacing w:after="30"/>
-        <w:ind w:left="420"/>
-      </w:pPr>
+        <w:t xml:space="preserve">Keep, Change, Flip — </w:t>
+      </w:r>
       <w:r>
         <w:rPr>
           <w:sz w:val="20"/>
           <w:szCs w:val="20"/>
         </w:rPr>
-        <w:t xml:space="preserve">D)  3</w:t>
-      </w:r>
-    </w:p>
-    <w:p>
-      <w:pPr>
-        <w:spacing w:after="20" w:before="50"/>
+        <w:t xml:space="preserve">A way to divide fractions: keep the first, change ÷ to ×, flip the second.</w:t>
+      </w:r>
+      <w:r>
+        <w:rPr>
+          <w:i/>
+          <w:iCs/>
+          <w:color w:val="5F6F80"/>
+          <w:sz w:val="18"/>
+          <w:szCs w:val="18"/>
+        </w:rPr>
+        <w:br/>
+        <w:t xml:space="preserve">Mantener, cambiar, invertir — Una manera de dividir fracciones: deja la primera, cambia ÷ por ×, voltea la segunda.</w:t>
+      </w:r>
+    </w:p>
+    <w:p>
+      <w:pPr>
+        <w:spacing w:after="60"/>
       </w:pPr>
       <w:r>
         <w:rPr>
           <w:b/>
           <w:bCs/>
           <w:color w:val="1FA6A2"/>
-          <w:sz w:val="21"/>
-          <w:szCs w:val="21"/>
-        </w:rPr>
-        <w:t xml:space="preserve">Step 1:  </w:t>
-      </w:r>
-      <w:r>
-        <w:rPr>
-          <w:sz w:val="21"/>
-          <w:szCs w:val="21"/>
-        </w:rPr>
-        <w:t xml:space="preserve">6 ÷ 1/3 = 6 × 3/1 = 18.</w:t>
-      </w:r>
-    </w:p>
-    <w:p>
-      <w:pPr>
-        <w:spacing w:after="20" w:before="50"/>
+          <w:sz w:val="22"/>
+          <w:szCs w:val="22"/>
+        </w:rPr>
+        <w:t xml:space="preserve">☐  </w:t>
+      </w:r>
+      <w:r>
+        <w:rPr>
+          <w:b/>
+          <w:bCs/>
+          <w:color w:val="12355B"/>
+          <w:sz w:val="20"/>
+          <w:szCs w:val="20"/>
+        </w:rPr>
+        <w:t xml:space="preserve">Quotient — </w:t>
+      </w:r>
+      <w:r>
+        <w:rPr>
+          <w:sz w:val="20"/>
+          <w:szCs w:val="20"/>
+        </w:rPr>
+        <w:t xml:space="preserve">The answer when you divide.</w:t>
+      </w:r>
+      <w:r>
+        <w:rPr>
+          <w:i/>
+          <w:iCs/>
+          <w:color w:val="5F6F80"/>
+          <w:sz w:val="18"/>
+          <w:szCs w:val="18"/>
+        </w:rPr>
+        <w:br/>
+        <w:t xml:space="preserve">Cociente — La respuesta cuando divides.</w:t>
+      </w:r>
+    </w:p>
+    <w:p>
+      <w:pPr>
+        <w:spacing w:after="60"/>
       </w:pPr>
       <w:r>
         <w:rPr>
           <w:b/>
           <w:bCs/>
           <w:color w:val="1FA6A2"/>
-          <w:sz w:val="21"/>
-          <w:szCs w:val="21"/>
-        </w:rPr>
-        <w:t xml:space="preserve">Step 2:  </w:t>
-      </w:r>
-      <w:r>
-        <w:rPr>
-          <w:sz w:val="21"/>
-          <w:szCs w:val="21"/>
-        </w:rPr>
-        <w:t xml:space="preserve">There are 18 thirds in 6 wholes.</w:t>
-      </w:r>
-    </w:p>
-    <w:p>
-      <w:pPr>
-        <w:spacing w:after="40" w:before="60"/>
-      </w:pPr>
-      <w:r>
-        <w:rPr>
-          <w:b/>
-          <w:bCs/>
-          <w:color w:val="12355B"/>
-          <w:sz w:val="21"/>
-          <w:szCs w:val="21"/>
-        </w:rPr>
-        <w:t xml:space="preserve">Answer:  </w:t>
-      </w:r>
-      <w:r>
-        <w:rPr>
-          <w:b/>
-          <w:bCs/>
-          <w:sz w:val="21"/>
-          <w:szCs w:val="21"/>
-        </w:rPr>
-        <w:t xml:space="preserve">A. 18</w:t>
-      </w:r>
-    </w:p>
-    <w:p>
-      <w:pPr>
-        <w:pStyle w:val="Heading1"/>
-        <w:pageBreakBefore/>
-        <w:pBdr>
-          <w:bottom w:val="single" w:color="1FA6A2" w:sz="14" w:space="6"/>
-        </w:pBdr>
-        <w:spacing w:after="140" w:before="0"/>
-      </w:pPr>
-      <w:r>
-        <w:rPr>
-          <w:b/>
-          <w:bCs/>
-          <w:color w:val="12355B"/>
-          <w:sz w:val="30"/>
-          <w:szCs w:val="30"/>
-        </w:rPr>
-        <w:t xml:space="preserve">Guided Practice</w:t>
-      </w:r>
-    </w:p>
+          <w:sz w:val="22"/>
+          <w:szCs w:val="22"/>
+        </w:rPr>
+        <w:t xml:space="preserve">☐  </w:t>
+      </w:r>
+      <w:r>
+        <w:rPr>
+          <w:b/>
+          <w:bCs/>
+          <w:color w:val="12355B"/>
+          <w:sz w:val="20"/>
+          <w:szCs w:val="20"/>
+        </w:rPr>
+        <w:t xml:space="preserve">Whole Number — </w:t>
+      </w:r>
+      <w:r>
+        <w:rPr>
+          <w:sz w:val="20"/>
+          <w:szCs w:val="20"/>
+        </w:rPr>
+        <w:t xml:space="preserve">A counting number with no fraction or decimal, like 0, 1, 2, 3.</w:t>
+      </w:r>
+      <w:r>
+        <w:rPr>
+          <w:i/>
+          <w:iCs/>
+          <w:color w:val="5F6F80"/>
+          <w:sz w:val="18"/>
+          <w:szCs w:val="18"/>
+        </w:rPr>
+        <w:br/>
+        <w:t xml:space="preserve">Número entero — Un número de contar sin fracción ni decimal, como 0, 1, 2, 3.</w:t>
+      </w:r>
+    </w:p>
+    <w:p>
+      <w:pPr>
+        <w:spacing w:after="60"/>
+      </w:pPr>
+      <w:r>
+        <w:rPr>
+          <w:b/>
+          <w:bCs/>
+          <w:color w:val="1FA6A2"/>
+          <w:sz w:val="22"/>
+          <w:szCs w:val="22"/>
+        </w:rPr>
+        <w:t xml:space="preserve">☐  </w:t>
+      </w:r>
+      <w:r>
+        <w:rPr>
+          <w:b/>
+          <w:bCs/>
+          <w:color w:val="12355B"/>
+          <w:sz w:val="20"/>
+          <w:szCs w:val="20"/>
+        </w:rPr>
+        <w:t xml:space="preserve">Fraction — </w:t>
+      </w:r>
+      <w:r>
+        <w:rPr>
+          <w:sz w:val="20"/>
+          <w:szCs w:val="20"/>
+        </w:rPr>
+        <w:t xml:space="preserve">A number that shows part of a whole, like 3/4.</w:t>
+      </w:r>
+      <w:r>
+        <w:rPr>
+          <w:i/>
+          <w:iCs/>
+          <w:color w:val="5F6F80"/>
+          <w:sz w:val="18"/>
+          <w:szCs w:val="18"/>
+        </w:rPr>
+        <w:br/>
+        <w:t xml:space="preserve">Fracción — Un número que muestra una parte de un todo, como 3/4.</w:t>
+      </w:r>
+    </w:p>
+    <w:tbl>
+      <w:tblPr>
+        <w:tblW w:type="pct" w:w="100%"/>
+        <w:tblBorders>
+          <w:top w:val="single" w:color="1FA6A2" w:sz="8"/>
+          <w:left w:val="single" w:color="1FA6A2" w:sz="8"/>
+          <w:bottom w:val="single" w:color="1FA6A2" w:sz="8"/>
+          <w:right w:val="single" w:color="1FA6A2" w:sz="8"/>
+          <w:insideH w:val="single" w:color="auto" w:sz="4"/>
+          <w:insideV w:val="single" w:color="auto" w:sz="4"/>
+        </w:tblBorders>
+      </w:tblPr>
+      <w:tblGrid>
+        <w:gridCol w:w="100"/>
+      </w:tblGrid>
+      <w:tr>
+        <w:tc>
+          <w:tcPr>
+            <w:shd w:fill="F7FFFD" w:color="auto" w:val="clear"/>
+            <w:tcMar>
+              <w:top w:type="dxa" w:w="120"/>
+              <w:left w:type="dxa" w:w="180"/>
+              <w:bottom w:type="dxa" w:w="120"/>
+              <w:right w:type="dxa" w:w="180"/>
+            </w:tcMar>
+          </w:tcPr>
+          <w:p>
+            <w:pPr>
+              <w:spacing w:after="50"/>
+            </w:pPr>
+            <w:r>
+              <w:rPr>
+                <w:b/>
+                <w:bCs/>
+                <w:color w:val="1FA6A2"/>
+                <w:sz w:val="20"/>
+                <w:szCs w:val="20"/>
+              </w:rPr>
+              <w:t xml:space="preserve">Say it first:  </w:t>
+            </w:r>
+            <w:r>
+              <w:rPr>
+                <w:sz w:val="20"/>
+                <w:szCs w:val="20"/>
+              </w:rPr>
+              <w:t xml:space="preserve">Say your idea to a partner or quietly to yourself before you write.</w:t>
+            </w:r>
+          </w:p>
+          <w:p>
+            <w:pPr>
+              <w:spacing w:after="60"/>
+            </w:pPr>
+            <w:r>
+              <w:rPr>
+                <w:color w:val="1A2733"/>
+                <w:sz w:val="21"/>
+                <w:szCs w:val="21"/>
+              </w:rPr>
+              <w:t xml:space="preserve">I keep ___, change the sign to ___, and flip ___ to ___.</w:t>
+            </w:r>
+            <w:r>
+              <w:rPr>
+                <w:i/>
+                <w:iCs/>
+                <w:color w:val="5F6F80"/>
+                <w:sz w:val="19"/>
+                <w:szCs w:val="19"/>
+              </w:rPr>
+              <w:br/>
+              <w:t xml:space="preserve">Mantengo ___, cambio el signo a ___, y volteo ___ a ___.</w:t>
+            </w:r>
+          </w:p>
+        </w:tc>
+      </w:tr>
+    </w:tbl>
     <w:p>
       <w:pPr>
         <w:pStyle w:val="Heading2"/>
@@ -1622,181 +1695,17 @@
           <w:sz w:val="24"/>
           <w:szCs w:val="24"/>
         </w:rPr>
-        <w:t xml:space="preserve">Solve Together</w:t>
+        <w:t xml:space="preserve">3. Build Your Explanation</w:t>
       </w:r>
       <w:r>
         <w:rPr>
           <w:i/>
           <w:iCs/>
-          <w:color w:val="6B4FA0"/>
+          <w:color w:val="B97A12"/>
           <w:sz w:val="19"/>
           <w:szCs w:val="19"/>
         </w:rPr>
-        <w:t xml:space="preserve">   We Do — work with your class</w:t>
-      </w:r>
-    </w:p>
-    <w:p>
-      <w:pPr>
-        <w:keepNext/>
-        <w:spacing w:after="40" w:before="40"/>
-      </w:pPr>
-      <w:r>
-        <w:rPr>
-          <w:b/>
-          <w:bCs/>
-          <w:color w:val="12355B"/>
-          <w:sz w:val="21"/>
-          <w:szCs w:val="21"/>
-        </w:rPr>
-        <w:t xml:space="preserve">Problem:  </w:t>
-      </w:r>
-      <w:r>
-        <w:rPr>
-          <w:sz w:val="21"/>
-          <w:szCs w:val="21"/>
-        </w:rPr>
-        <w:t xml:space="preserve">What is 3 ÷ 1/5?</w:t>
-      </w:r>
-    </w:p>
-    <w:p>
-      <w:pPr>
-        <w:spacing w:after="30"/>
-        <w:ind w:left="420"/>
-      </w:pPr>
-      <w:r>
-        <w:rPr>
-          <w:sz w:val="20"/>
-          <w:szCs w:val="20"/>
-        </w:rPr>
-        <w:t xml:space="preserve">A)  15</w:t>
-      </w:r>
-    </w:p>
-    <w:p>
-      <w:pPr>
-        <w:spacing w:after="30"/>
-        <w:ind w:left="420"/>
-      </w:pPr>
-      <w:r>
-        <w:rPr>
-          <w:sz w:val="20"/>
-          <w:szCs w:val="20"/>
-        </w:rPr>
-        <w:t xml:space="preserve">B)  3/5</w:t>
-      </w:r>
-    </w:p>
-    <w:p>
-      <w:pPr>
-        <w:spacing w:after="30"/>
-        <w:ind w:left="420"/>
-      </w:pPr>
-      <w:r>
-        <w:rPr>
-          <w:sz w:val="20"/>
-          <w:szCs w:val="20"/>
-        </w:rPr>
-        <w:t xml:space="preserve">C)  5/3</w:t>
-      </w:r>
-    </w:p>
-    <w:p>
-      <w:pPr>
-        <w:spacing w:after="30"/>
-        <w:ind w:left="420"/>
-      </w:pPr>
-      <w:r>
-        <w:rPr>
-          <w:sz w:val="20"/>
-          <w:szCs w:val="20"/>
-        </w:rPr>
-        <w:t xml:space="preserve">D)  8</w:t>
-      </w:r>
-    </w:p>
-    <w:p>
-      <w:pPr>
-        <w:keepNext/>
-        <w:spacing w:after="0" w:before="50"/>
-      </w:pPr>
-      <w:r>
-        <w:rPr>
-          <w:b/>
-          <w:bCs/>
-          <w:color w:val="6B4FA0"/>
-          <w:sz w:val="21"/>
-          <w:szCs w:val="21"/>
-        </w:rPr>
-        <w:t xml:space="preserve">Step 1:</w:t>
-      </w:r>
-    </w:p>
-    <w:p>
-      <w:pPr>
-        <w:pBdr>
-          <w:bottom w:val="single" w:color="AFBECC" w:sz="6"/>
-        </w:pBdr>
-        <w:spacing w:after="30" w:before="150"/>
-      </w:pPr>
-      <w:r>
-        <w:t xml:space="preserve"/>
-      </w:r>
-    </w:p>
-    <w:p>
-      <w:pPr>
-        <w:keepNext/>
-        <w:spacing w:after="0" w:before="50"/>
-      </w:pPr>
-      <w:r>
-        <w:rPr>
-          <w:b/>
-          <w:bCs/>
-          <w:color w:val="6B4FA0"/>
-          <w:sz w:val="21"/>
-          <w:szCs w:val="21"/>
-        </w:rPr>
-        <w:t xml:space="preserve">Step 2:</w:t>
-      </w:r>
-    </w:p>
-    <w:p>
-      <w:pPr>
-        <w:pBdr>
-          <w:bottom w:val="single" w:color="AFBECC" w:sz="6"/>
-        </w:pBdr>
-        <w:spacing w:after="30" w:before="150"/>
-      </w:pPr>
-      <w:r>
-        <w:t xml:space="preserve"/>
-      </w:r>
-    </w:p>
-    <w:p>
-      <w:pPr>
-        <w:keepNext/>
-        <w:spacing w:after="0" w:before="60"/>
-      </w:pPr>
-      <w:r>
-        <w:rPr>
-          <w:b/>
-          <w:bCs/>
-          <w:color w:val="12355B"/>
-          <w:sz w:val="21"/>
-          <w:szCs w:val="21"/>
-        </w:rPr>
-        <w:t xml:space="preserve">Answer:</w:t>
-      </w:r>
-    </w:p>
-    <w:p>
-      <w:pPr>
-        <w:pBdr>
-          <w:bottom w:val="single" w:color="AFBECC" w:sz="6"/>
-        </w:pBdr>
-        <w:spacing w:after="30" w:before="150"/>
-      </w:pPr>
-      <w:r>
-        <w:t xml:space="preserve"/>
-      </w:r>
-    </w:p>
-    <w:p>
-      <w:pPr>
-        <w:spacing w:after="80"/>
-      </w:pPr>
-      <w:r>
-        <w:t xml:space="preserve"/>
+        <w:t xml:space="preserve">   choose your support</w:t>
       </w:r>
     </w:p>
     <w:tbl>
@@ -1827,6 +1736,1393 @@
           </w:tcPr>
           <w:p>
             <w:pPr>
+              <w:spacing w:after="50"/>
+            </w:pPr>
+            <w:r>
+              <w:rPr>
+                <w:i/>
+                <w:iCs/>
+                <w:color w:val="5F6F80"/>
+                <w:sz w:val="19"/>
+                <w:szCs w:val="19"/>
+              </w:rPr>
+              <w:t xml:space="preserve">This model shows the parts of an explanation. It does not answer your writing question.</w:t>
+            </w:r>
+          </w:p>
+          <w:p>
+            <w:pPr>
+              <w:spacing w:after="80"/>
+            </w:pPr>
+            <w:r>
+              <w:rPr>
+                <w:b/>
+                <w:bCs/>
+                <w:color w:val="12355B"/>
+                <w:sz w:val="19"/>
+                <w:szCs w:val="19"/>
+              </w:rPr>
+              <w:t xml:space="preserve">Claim:  </w:t>
+            </w:r>
+            <w:r>
+              <w:rPr>
+                <w:sz w:val="19"/>
+                <w:szCs w:val="19"/>
+              </w:rPr>
+              <w:t xml:space="preserve">Each whole pound makes 2 half-pound bags, so 4 pounds makes 8 bags.</w:t>
+            </w:r>
+          </w:p>
+          <w:p>
+            <w:pPr>
+              <w:spacing w:after="80"/>
+            </w:pPr>
+            <w:r>
+              <w:rPr>
+                <w:b/>
+                <w:bCs/>
+                <w:color w:val="12355B"/>
+                <w:sz w:val="19"/>
+                <w:szCs w:val="19"/>
+              </w:rPr>
+              <w:t xml:space="preserve">Evidence:  </w:t>
+            </w:r>
+            <w:r>
+              <w:rPr>
+                <w:sz w:val="19"/>
+                <w:szCs w:val="19"/>
+              </w:rPr>
+              <w:t xml:space="preserve">Students see that 4 ÷ 1/2 = 8 and explain there are 2 halves in each whole pound.</w:t>
+            </w:r>
+          </w:p>
+          <w:p>
+            <w:pPr>
+              <w:spacing w:after="80"/>
+            </w:pPr>
+            <w:r>
+              <w:rPr>
+                <w:b/>
+                <w:bCs/>
+                <w:color w:val="12355B"/>
+                <w:sz w:val="19"/>
+                <w:szCs w:val="19"/>
+              </w:rPr>
+              <w:t xml:space="preserve">Reasoning:  </w:t>
+            </w:r>
+            <w:r>
+              <w:rPr>
+                <w:sz w:val="19"/>
+                <w:szCs w:val="19"/>
+              </w:rPr>
+              <w:t xml:space="preserve">This evidence connects the definition of whole number to the mathematical claim.</w:t>
+            </w:r>
+          </w:p>
+        </w:tc>
+      </w:tr>
+    </w:tbl>
+    <w:p>
+      <w:pPr>
+        <w:pStyle w:val="Heading2"/>
+        <w:spacing w:after="80" w:before="180"/>
+      </w:pPr>
+      <w:r>
+        <w:rPr>
+          <w:b/>
+          <w:bCs/>
+          <w:color w:val="12355B"/>
+          <w:sz w:val="24"/>
+          <w:szCs w:val="24"/>
+        </w:rPr>
+        <w:t xml:space="preserve">Start</w:t>
+      </w:r>
+      <w:r>
+        <w:rPr>
+          <w:i/>
+          <w:iCs/>
+          <w:color w:val="1FA6A2"/>
+          <w:sz w:val="19"/>
+          <w:szCs w:val="19"/>
+        </w:rPr>
+        <w:t xml:space="preserve">   Most language support</w:t>
+      </w:r>
+    </w:p>
+    <w:p>
+      <w:pPr>
+        <w:spacing w:after="60"/>
+      </w:pPr>
+      <w:r>
+        <w:rPr>
+          <w:color w:val="1A2733"/>
+          <w:sz w:val="21"/>
+          <w:szCs w:val="21"/>
+        </w:rPr>
+        <w:t xml:space="preserve">Complete the frames. Use the word bank.</w:t>
+      </w:r>
+      <w:r>
+        <w:rPr>
+          <w:i/>
+          <w:iCs/>
+          <w:color w:val="5F6F80"/>
+          <w:sz w:val="19"/>
+          <w:szCs w:val="19"/>
+        </w:rPr>
+        <w:br/>
+        <w:t xml:space="preserve">Completa las oraciones. Usa el banco de palabras.</w:t>
+      </w:r>
+    </w:p>
+    <w:p>
+      <w:pPr>
+        <w:spacing w:after="60"/>
+      </w:pPr>
+      <w:r>
+        <w:rPr>
+          <w:color w:val="1A2733"/>
+          <w:sz w:val="21"/>
+          <w:szCs w:val="21"/>
+        </w:rPr>
+        <w:t xml:space="preserve">I keep ___, change the sign to ___, and flip ___ to ___.</w:t>
+      </w:r>
+      <w:r>
+        <w:rPr>
+          <w:i/>
+          <w:iCs/>
+          <w:color w:val="5F6F80"/>
+          <w:sz w:val="19"/>
+          <w:szCs w:val="19"/>
+        </w:rPr>
+        <w:br/>
+        <w:t xml:space="preserve">Mantengo ___, cambio el signo a ___, y volteo ___ a ___.</w:t>
+      </w:r>
+    </w:p>
+    <w:p>
+      <w:pPr>
+        <w:spacing w:after="60"/>
+      </w:pPr>
+      <w:r>
+        <w:rPr>
+          <w:color w:val="1A2733"/>
+          <w:sz w:val="21"/>
+          <w:szCs w:val="21"/>
+        </w:rPr>
+        <w:t xml:space="preserve">So 6 ÷ 1/3 becomes 6 × ___, which equals ___.</w:t>
+      </w:r>
+      <w:r>
+        <w:rPr>
+          <w:i/>
+          <w:iCs/>
+          <w:color w:val="5F6F80"/>
+          <w:sz w:val="19"/>
+          <w:szCs w:val="19"/>
+        </w:rPr>
+        <w:br/>
+        <w:t xml:space="preserve">Entonces 6 ÷ 1/3 se convierte en 6 × ___, que es igual a ___.</w:t>
+      </w:r>
+    </w:p>
+    <w:tbl>
+      <w:tblPr>
+        <w:tblW w:type="pct" w:w="100%"/>
+        <w:tblBorders>
+          <w:top w:val="single" w:color="C7D2DD" w:sz="6"/>
+          <w:left w:val="single" w:color="C7D2DD" w:sz="6"/>
+          <w:bottom w:val="single" w:color="C7D2DD" w:sz="6"/>
+          <w:right w:val="single" w:color="C7D2DD" w:sz="6"/>
+          <w:insideH w:val="single" w:color="auto" w:sz="4"/>
+          <w:insideV w:val="single" w:color="auto" w:sz="4"/>
+        </w:tblBorders>
+      </w:tblPr>
+      <w:tblGrid>
+        <w:gridCol w:w="100"/>
+      </w:tblGrid>
+      <w:tr>
+        <w:tc>
+          <w:tcPr>
+            <w:shd w:fill="FBF3E2" w:color="auto" w:val="clear"/>
+            <w:tcMar>
+              <w:top w:type="dxa" w:w="60"/>
+              <w:left w:type="dxa" w:w="120"/>
+              <w:bottom w:type="dxa" w:w="60"/>
+              <w:right w:type="dxa" w:w="120"/>
+            </w:tcMar>
+          </w:tcPr>
+          <w:p>
+            <w:pPr>
+              <w:spacing w:after="0" w:line="320"/>
+            </w:pPr>
+            <w:r>
+              <w:t xml:space="preserve"/>
+            </w:r>
+          </w:p>
+          <w:p>
+            <w:pPr>
+              <w:spacing w:after="0" w:line="320"/>
+            </w:pPr>
+            <w:r>
+              <w:t xml:space="preserve"/>
+            </w:r>
+          </w:p>
+          <w:p>
+            <w:pPr>
+              <w:spacing w:after="0" w:line="320"/>
+            </w:pPr>
+            <w:r>
+              <w:t xml:space="preserve"/>
+            </w:r>
+          </w:p>
+        </w:tc>
+      </w:tr>
+    </w:tbl>
+    <w:p>
+      <w:pPr>
+        <w:pStyle w:val="Heading2"/>
+        <w:spacing w:after="80" w:before="180"/>
+      </w:pPr>
+      <w:r>
+        <w:rPr>
+          <w:b/>
+          <w:bCs/>
+          <w:color w:val="12355B"/>
+          <w:sz w:val="24"/>
+          <w:szCs w:val="24"/>
+        </w:rPr>
+        <w:t xml:space="preserve">Build</w:t>
+      </w:r>
+      <w:r>
+        <w:rPr>
+          <w:i/>
+          <w:iCs/>
+          <w:color w:val="B97A12"/>
+          <w:sz w:val="19"/>
+          <w:szCs w:val="19"/>
+        </w:rPr>
+        <w:t xml:space="preserve">   Some language support</w:t>
+      </w:r>
+    </w:p>
+    <w:p>
+      <w:pPr>
+        <w:spacing w:after="60"/>
+      </w:pPr>
+      <w:r>
+        <w:rPr>
+          <w:color w:val="1A2733"/>
+          <w:sz w:val="21"/>
+          <w:szCs w:val="21"/>
+        </w:rPr>
+        <w:t xml:space="preserve">Write two connected sentences. Use because, so, or but.</w:t>
+      </w:r>
+      <w:r>
+        <w:rPr>
+          <w:i/>
+          <w:iCs/>
+          <w:color w:val="5F6F80"/>
+          <w:sz w:val="19"/>
+          <w:szCs w:val="19"/>
+        </w:rPr>
+        <w:br/>
+        <w:t xml:space="preserve">Escribe dos oraciones conectadas. Usa porque, entonces o pero.</w:t>
+      </w:r>
+    </w:p>
+    <w:p>
+      <w:pPr>
+        <w:spacing w:after="60"/>
+      </w:pPr>
+      <w:r>
+        <w:rPr>
+          <w:color w:val="1A2733"/>
+          <w:sz w:val="21"/>
+          <w:szCs w:val="21"/>
+        </w:rPr>
+        <w:t xml:space="preserve">My claim is ___.</w:t>
+      </w:r>
+      <w:r>
+        <w:rPr>
+          <w:i/>
+          <w:iCs/>
+          <w:color w:val="5F6F80"/>
+          <w:sz w:val="19"/>
+          <w:szCs w:val="19"/>
+        </w:rPr>
+        <w:br/>
+        <w:t xml:space="preserve">Mi afirmación es ___.</w:t>
+      </w:r>
+    </w:p>
+    <w:p>
+      <w:pPr>
+        <w:spacing w:after="60"/>
+      </w:pPr>
+      <w:r>
+        <w:rPr>
+          <w:color w:val="1A2733"/>
+          <w:sz w:val="21"/>
+          <w:szCs w:val="21"/>
+        </w:rPr>
+        <w:t xml:space="preserve">I know because ___.</w:t>
+      </w:r>
+      <w:r>
+        <w:rPr>
+          <w:i/>
+          <w:iCs/>
+          <w:color w:val="5F6F80"/>
+          <w:sz w:val="19"/>
+          <w:szCs w:val="19"/>
+        </w:rPr>
+        <w:br/>
+        <w:t xml:space="preserve">Lo sé porque ___.</w:t>
+      </w:r>
+    </w:p>
+    <w:p>
+      <w:pPr>
+        <w:spacing w:after="60"/>
+      </w:pPr>
+      <w:r>
+        <w:rPr>
+          <w:color w:val="1A2733"/>
+          <w:sz w:val="21"/>
+          <w:szCs w:val="21"/>
+        </w:rPr>
+        <w:t xml:space="preserve">So ___.</w:t>
+      </w:r>
+      <w:r>
+        <w:rPr>
+          <w:i/>
+          <w:iCs/>
+          <w:color w:val="5F6F80"/>
+          <w:sz w:val="19"/>
+          <w:szCs w:val="19"/>
+        </w:rPr>
+        <w:br/>
+        <w:t xml:space="preserve">Entonces ___.</w:t>
+      </w:r>
+    </w:p>
+    <w:tbl>
+      <w:tblPr>
+        <w:tblW w:type="pct" w:w="100%"/>
+        <w:tblBorders>
+          <w:top w:val="single" w:color="C7D2DD" w:sz="6"/>
+          <w:left w:val="single" w:color="C7D2DD" w:sz="6"/>
+          <w:bottom w:val="single" w:color="C7D2DD" w:sz="6"/>
+          <w:right w:val="single" w:color="C7D2DD" w:sz="6"/>
+          <w:insideH w:val="single" w:color="auto" w:sz="4"/>
+          <w:insideV w:val="single" w:color="auto" w:sz="4"/>
+        </w:tblBorders>
+      </w:tblPr>
+      <w:tblGrid>
+        <w:gridCol w:w="100"/>
+      </w:tblGrid>
+      <w:tr>
+        <w:tc>
+          <w:tcPr>
+            <w:shd w:fill="FBF3E2" w:color="auto" w:val="clear"/>
+            <w:tcMar>
+              <w:top w:type="dxa" w:w="60"/>
+              <w:left w:type="dxa" w:w="120"/>
+              <w:bottom w:type="dxa" w:w="60"/>
+              <w:right w:type="dxa" w:w="120"/>
+            </w:tcMar>
+          </w:tcPr>
+          <w:p>
+            <w:pPr>
+              <w:spacing w:after="0" w:line="320"/>
+            </w:pPr>
+            <w:r>
+              <w:t xml:space="preserve"/>
+            </w:r>
+          </w:p>
+          <w:p>
+            <w:pPr>
+              <w:spacing w:after="0" w:line="320"/>
+            </w:pPr>
+            <w:r>
+              <w:t xml:space="preserve"/>
+            </w:r>
+          </w:p>
+          <w:p>
+            <w:pPr>
+              <w:spacing w:after="0" w:line="320"/>
+            </w:pPr>
+            <w:r>
+              <w:t xml:space="preserve"/>
+            </w:r>
+          </w:p>
+        </w:tc>
+      </w:tr>
+    </w:tbl>
+    <w:p>
+      <w:pPr>
+        <w:pStyle w:val="Heading2"/>
+        <w:spacing w:after="80" w:before="180"/>
+      </w:pPr>
+      <w:r>
+        <w:rPr>
+          <w:b/>
+          <w:bCs/>
+          <w:color w:val="12355B"/>
+          <w:sz w:val="24"/>
+          <w:szCs w:val="24"/>
+        </w:rPr>
+        <w:t xml:space="preserve">Explain</w:t>
+      </w:r>
+      <w:r>
+        <w:rPr>
+          <w:i/>
+          <w:iCs/>
+          <w:color w:val="B97A12"/>
+          <w:sz w:val="19"/>
+          <w:szCs w:val="19"/>
+        </w:rPr>
+        <w:t xml:space="preserve">   Light language support</w:t>
+      </w:r>
+    </w:p>
+    <w:p>
+      <w:pPr>
+        <w:spacing w:after="60"/>
+      </w:pPr>
+      <w:r>
+        <w:rPr>
+          <w:color w:val="1A2733"/>
+          <w:sz w:val="21"/>
+          <w:szCs w:val="21"/>
+        </w:rPr>
+        <w:t xml:space="preserve">Write a claim, give math evidence, and explain your reasoning.</w:t>
+      </w:r>
+      <w:r>
+        <w:rPr>
+          <w:i/>
+          <w:iCs/>
+          <w:color w:val="5F6F80"/>
+          <w:sz w:val="19"/>
+          <w:szCs w:val="19"/>
+        </w:rPr>
+        <w:br/>
+        <w:t xml:space="preserve">Escribe una afirmación, da evidencia matemática y explica tu razonamiento.</w:t>
+      </w:r>
+    </w:p>
+    <w:p>
+      <w:pPr>
+        <w:spacing w:after="60"/>
+      </w:pPr>
+      <w:r>
+        <w:rPr>
+          <w:color w:val="1A2733"/>
+          <w:sz w:val="21"/>
+          <w:szCs w:val="21"/>
+        </w:rPr>
+        <w:t xml:space="preserve">My claim is ___.</w:t>
+      </w:r>
+      <w:r>
+        <w:rPr>
+          <w:i/>
+          <w:iCs/>
+          <w:color w:val="5F6F80"/>
+          <w:sz w:val="19"/>
+          <w:szCs w:val="19"/>
+        </w:rPr>
+        <w:br/>
+        <w:t xml:space="preserve">Mi afirmación es ___.</w:t>
+      </w:r>
+    </w:p>
+    <w:p>
+      <w:pPr>
+        <w:spacing w:after="60"/>
+      </w:pPr>
+      <w:r>
+        <w:rPr>
+          <w:color w:val="1A2733"/>
+          <w:sz w:val="21"/>
+          <w:szCs w:val="21"/>
+        </w:rPr>
+        <w:t xml:space="preserve">My math evidence is ___.</w:t>
+      </w:r>
+      <w:r>
+        <w:rPr>
+          <w:i/>
+          <w:iCs/>
+          <w:color w:val="5F6F80"/>
+          <w:sz w:val="19"/>
+          <w:szCs w:val="19"/>
+        </w:rPr>
+        <w:br/>
+        <w:t xml:space="preserve">Mi evidencia matemática es ___.</w:t>
+      </w:r>
+    </w:p>
+    <w:p>
+      <w:pPr>
+        <w:spacing w:after="60"/>
+      </w:pPr>
+      <w:r>
+        <w:rPr>
+          <w:color w:val="1A2733"/>
+          <w:sz w:val="21"/>
+          <w:szCs w:val="21"/>
+        </w:rPr>
+        <w:t xml:space="preserve">This proves ___ because ___.</w:t>
+      </w:r>
+      <w:r>
+        <w:rPr>
+          <w:i/>
+          <w:iCs/>
+          <w:color w:val="5F6F80"/>
+          <w:sz w:val="19"/>
+          <w:szCs w:val="19"/>
+        </w:rPr>
+        <w:br/>
+        <w:t xml:space="preserve">Esto demuestra ___ porque ___.</w:t>
+      </w:r>
+    </w:p>
+    <w:tbl>
+      <w:tblPr>
+        <w:tblW w:type="pct" w:w="100%"/>
+        <w:tblBorders>
+          <w:top w:val="single" w:color="C7D2DD" w:sz="6"/>
+          <w:left w:val="single" w:color="C7D2DD" w:sz="6"/>
+          <w:bottom w:val="single" w:color="C7D2DD" w:sz="6"/>
+          <w:right w:val="single" w:color="C7D2DD" w:sz="6"/>
+          <w:insideH w:val="single" w:color="auto" w:sz="4"/>
+          <w:insideV w:val="single" w:color="auto" w:sz="4"/>
+        </w:tblBorders>
+      </w:tblPr>
+      <w:tblGrid>
+        <w:gridCol w:w="100"/>
+      </w:tblGrid>
+      <w:tr>
+        <w:tc>
+          <w:tcPr>
+            <w:shd w:fill="FBF3E2" w:color="auto" w:val="clear"/>
+            <w:tcMar>
+              <w:top w:type="dxa" w:w="60"/>
+              <w:left w:type="dxa" w:w="120"/>
+              <w:bottom w:type="dxa" w:w="60"/>
+              <w:right w:type="dxa" w:w="120"/>
+            </w:tcMar>
+          </w:tcPr>
+          <w:p>
+            <w:pPr>
+              <w:spacing w:after="0" w:line="320"/>
+            </w:pPr>
+            <w:r>
+              <w:t xml:space="preserve"/>
+            </w:r>
+          </w:p>
+          <w:p>
+            <w:pPr>
+              <w:spacing w:after="0" w:line="320"/>
+            </w:pPr>
+            <w:r>
+              <w:t xml:space="preserve"/>
+            </w:r>
+          </w:p>
+          <w:p>
+            <w:pPr>
+              <w:spacing w:after="0" w:line="320"/>
+            </w:pPr>
+            <w:r>
+              <w:t xml:space="preserve"/>
+            </w:r>
+          </w:p>
+          <w:p>
+            <w:pPr>
+              <w:spacing w:after="0" w:line="320"/>
+            </w:pPr>
+            <w:r>
+              <w:t xml:space="preserve"/>
+            </w:r>
+          </w:p>
+          <w:p>
+            <w:pPr>
+              <w:spacing w:after="0" w:line="320"/>
+            </w:pPr>
+            <w:r>
+              <w:t xml:space="preserve"/>
+            </w:r>
+          </w:p>
+        </w:tc>
+      </w:tr>
+    </w:tbl>
+    <w:p>
+      <w:pPr>
+        <w:pStyle w:val="Heading2"/>
+        <w:spacing w:after="80" w:before="180"/>
+      </w:pPr>
+      <w:r>
+        <w:rPr>
+          <w:b/>
+          <w:bCs/>
+          <w:color w:val="12355B"/>
+          <w:sz w:val="24"/>
+          <w:szCs w:val="24"/>
+        </w:rPr>
+        <w:t xml:space="preserve">4. Check Your Explanation</w:t>
+      </w:r>
+      <w:r>
+        <w:rPr>
+          <w:i/>
+          <w:iCs/>
+          <w:color w:val="1FA6A2"/>
+          <w:sz w:val="19"/>
+          <w:szCs w:val="19"/>
+        </w:rPr>
+        <w:t xml:space="preserve">   five quick checks</w:t>
+      </w:r>
+    </w:p>
+    <w:p>
+      <w:pPr>
+        <w:spacing w:after="80"/>
+      </w:pPr>
+      <w:r>
+        <w:rPr>
+          <w:b/>
+          <w:bCs/>
+          <w:color w:val="1FA6A2"/>
+          <w:sz w:val="22"/>
+          <w:szCs w:val="22"/>
+        </w:rPr>
+        <w:t xml:space="preserve">☐  </w:t>
+      </w:r>
+      <w:r>
+        <w:rPr>
+          <w:sz w:val="20"/>
+          <w:szCs w:val="20"/>
+        </w:rPr>
+        <w:t xml:space="preserve">I answered the question.</w:t>
+      </w:r>
+      <w:r>
+        <w:rPr>
+          <w:i/>
+          <w:iCs/>
+          <w:color w:val="5F6F80"/>
+          <w:sz w:val="18"/>
+          <w:szCs w:val="18"/>
+        </w:rPr>
+        <w:br/>
+        <w:t xml:space="preserve">Respondí la pregunta.</w:t>
+      </w:r>
+    </w:p>
+    <w:p>
+      <w:pPr>
+        <w:spacing w:after="80"/>
+      </w:pPr>
+      <w:r>
+        <w:rPr>
+          <w:b/>
+          <w:bCs/>
+          <w:color w:val="1FA6A2"/>
+          <w:sz w:val="22"/>
+          <w:szCs w:val="22"/>
+        </w:rPr>
+        <w:t xml:space="preserve">☐  </w:t>
+      </w:r>
+      <w:r>
+        <w:rPr>
+          <w:sz w:val="20"/>
+          <w:szCs w:val="20"/>
+        </w:rPr>
+        <w:t xml:space="preserve">I used math evidence: numbers, an equation, a model, or a comparison.</w:t>
+      </w:r>
+      <w:r>
+        <w:rPr>
+          <w:i/>
+          <w:iCs/>
+          <w:color w:val="5F6F80"/>
+          <w:sz w:val="18"/>
+          <w:szCs w:val="18"/>
+        </w:rPr>
+        <w:br/>
+        <w:t xml:space="preserve">Usé evidencia matemática: números, una ecuación, un modelo o una comparación.</w:t>
+      </w:r>
+    </w:p>
+    <w:p>
+      <w:pPr>
+        <w:spacing w:after="80"/>
+      </w:pPr>
+      <w:r>
+        <w:rPr>
+          <w:b/>
+          <w:bCs/>
+          <w:color w:val="1FA6A2"/>
+          <w:sz w:val="22"/>
+          <w:szCs w:val="22"/>
+        </w:rPr>
+        <w:t xml:space="preserve">☐  </w:t>
+      </w:r>
+      <w:r>
+        <w:rPr>
+          <w:sz w:val="20"/>
+          <w:szCs w:val="20"/>
+        </w:rPr>
+        <w:t xml:space="preserve">I explained how the evidence proves my answer.</w:t>
+      </w:r>
+      <w:r>
+        <w:rPr>
+          <w:i/>
+          <w:iCs/>
+          <w:color w:val="5F6F80"/>
+          <w:sz w:val="18"/>
+          <w:szCs w:val="18"/>
+        </w:rPr>
+        <w:br/>
+        <w:t xml:space="preserve">Expliqué cómo la evidencia demuestra mi respuesta.</w:t>
+      </w:r>
+    </w:p>
+    <w:p>
+      <w:pPr>
+        <w:spacing w:after="80"/>
+      </w:pPr>
+      <w:r>
+        <w:rPr>
+          <w:b/>
+          <w:bCs/>
+          <w:color w:val="1FA6A2"/>
+          <w:sz w:val="22"/>
+          <w:szCs w:val="22"/>
+        </w:rPr>
+        <w:t xml:space="preserve">☐  </w:t>
+      </w:r>
+      <w:r>
+        <w:rPr>
+          <w:sz w:val="20"/>
+          <w:szCs w:val="20"/>
+        </w:rPr>
+        <w:t xml:space="preserve">I used at least two math words.</w:t>
+      </w:r>
+      <w:r>
+        <w:rPr>
+          <w:i/>
+          <w:iCs/>
+          <w:color w:val="5F6F80"/>
+          <w:sz w:val="18"/>
+          <w:szCs w:val="18"/>
+        </w:rPr>
+        <w:br/>
+        <w:t xml:space="preserve">Usé por lo menos dos palabras matemáticas.</w:t>
+      </w:r>
+    </w:p>
+    <w:p>
+      <w:pPr>
+        <w:spacing w:after="80"/>
+      </w:pPr>
+      <w:r>
+        <w:rPr>
+          <w:b/>
+          <w:bCs/>
+          <w:color w:val="1FA6A2"/>
+          <w:sz w:val="22"/>
+          <w:szCs w:val="22"/>
+        </w:rPr>
+        <w:t xml:space="preserve">☐  </w:t>
+      </w:r>
+      <w:r>
+        <w:rPr>
+          <w:sz w:val="20"/>
+          <w:szCs w:val="20"/>
+        </w:rPr>
+        <w:t xml:space="preserve">I reread complete sentences and punctuation.</w:t>
+      </w:r>
+      <w:r>
+        <w:rPr>
+          <w:i/>
+          <w:iCs/>
+          <w:color w:val="5F6F80"/>
+          <w:sz w:val="18"/>
+          <w:szCs w:val="18"/>
+        </w:rPr>
+        <w:br/>
+        <w:t xml:space="preserve">Volví a leer mis oraciones completas y la puntuación.</w:t>
+      </w:r>
+    </w:p>
+    <w:p>
+      <w:pPr>
+        <w:pStyle w:val="Heading1"/>
+        <w:pageBreakBefore/>
+        <w:pBdr>
+          <w:bottom w:val="single" w:color="1FA6A2" w:sz="14" w:space="6"/>
+        </w:pBdr>
+        <w:spacing w:after="140" w:before="0"/>
+      </w:pPr>
+      <w:r>
+        <w:rPr>
+          <w:b/>
+          <w:bCs/>
+          <w:color w:val="12355B"/>
+          <w:sz w:val="30"/>
+          <w:szCs w:val="30"/>
+        </w:rPr>
+        <w:t xml:space="preserve">Worked Example</w:t>
+      </w:r>
+    </w:p>
+    <w:p>
+      <w:pPr>
+        <w:pStyle w:val="Heading2"/>
+        <w:spacing w:after="80" w:before="180"/>
+      </w:pPr>
+      <w:r>
+        <w:rPr>
+          <w:b/>
+          <w:bCs/>
+          <w:color w:val="12355B"/>
+          <w:sz w:val="24"/>
+          <w:szCs w:val="24"/>
+        </w:rPr>
+        <w:t xml:space="preserve">Watch &amp; Read</w:t>
+      </w:r>
+      <w:r>
+        <w:rPr>
+          <w:i/>
+          <w:iCs/>
+          <w:color w:val="1FA6A2"/>
+          <w:sz w:val="19"/>
+          <w:szCs w:val="19"/>
+        </w:rPr>
+        <w:t xml:space="preserve">   I Do — follow along with your teacher</w:t>
+      </w:r>
+    </w:p>
+    <w:tbl>
+      <w:tblPr>
+        <w:tblW w:type="pct" w:w="100%"/>
+        <w:tblBorders>
+          <w:top w:val="single" w:color="1FA6A2" w:sz="8"/>
+          <w:left w:val="single" w:color="1FA6A2" w:sz="8"/>
+          <w:bottom w:val="single" w:color="1FA6A2" w:sz="8"/>
+          <w:right w:val="single" w:color="1FA6A2" w:sz="8"/>
+          <w:insideH w:val="single" w:color="auto" w:sz="4"/>
+          <w:insideV w:val="single" w:color="auto" w:sz="4"/>
+        </w:tblBorders>
+      </w:tblPr>
+      <w:tblGrid>
+        <w:gridCol w:w="100"/>
+      </w:tblGrid>
+      <w:tr>
+        <w:tc>
+          <w:tcPr>
+            <w:shd w:fill="E6F4F3" w:color="auto" w:val="clear"/>
+            <w:tcMar>
+              <w:top w:type="dxa" w:w="120"/>
+              <w:left w:type="dxa" w:w="180"/>
+              <w:bottom w:type="dxa" w:w="120"/>
+              <w:right w:type="dxa" w:w="180"/>
+            </w:tcMar>
+          </w:tcPr>
+          <w:p>
+            <w:pPr>
+              <w:spacing w:after="60"/>
+            </w:pPr>
+            <w:r>
+              <w:rPr>
+                <w:b/>
+                <w:bCs/>
+                <w:color w:val="12355B"/>
+                <w:sz w:val="22"/>
+                <w:szCs w:val="22"/>
+              </w:rPr>
+              <w:t xml:space="preserve">Detective Agency Case File</w:t>
+            </w:r>
+          </w:p>
+          <w:p>
+            <w:pPr>
+              <w:spacing w:after="0"/>
+            </w:pPr>
+            <w:r>
+              <w:rPr>
+                <w:sz w:val="21"/>
+                <w:szCs w:val="21"/>
+              </w:rPr>
+              <w:t xml:space="preserve">Agent Park has 4 pounds of evidence powder. Each testing bag holds exactly 1/2 pound. He needs to prepare as many testing bags as possible before the lab deadline. How many bags can he fill?</w:t>
+            </w:r>
+          </w:p>
+        </w:tc>
+      </w:tr>
+    </w:tbl>
+    <w:p>
+      <w:pPr>
+        <w:spacing w:after="80"/>
+      </w:pPr>
+      <w:r>
+        <w:t xml:space="preserve"/>
+      </w:r>
+    </w:p>
+    <w:p>
+      <w:pPr>
+        <w:spacing w:after="50" w:before="60"/>
+      </w:pPr>
+      <w:r>
+        <w:rPr>
+          <w:b/>
+          <w:bCs/>
+          <w:color w:val="12355B"/>
+          <w:sz w:val="21"/>
+          <w:szCs w:val="21"/>
+        </w:rPr>
+        <w:t xml:space="preserve">Think about:</w:t>
+      </w:r>
+    </w:p>
+    <w:p>
+      <w:pPr>
+        <w:spacing w:after="40"/>
+        <w:ind w:left="300"/>
+      </w:pPr>
+      <w:r>
+        <w:rPr>
+          <w:sz w:val="20"/>
+          <w:szCs w:val="20"/>
+        </w:rPr>
+        <w:t xml:space="preserve">•  How much total powder does Agent Park have?</w:t>
+      </w:r>
+    </w:p>
+    <w:p>
+      <w:pPr>
+        <w:spacing w:after="40"/>
+        <w:ind w:left="300"/>
+      </w:pPr>
+      <w:r>
+        <w:rPr>
+          <w:sz w:val="20"/>
+          <w:szCs w:val="20"/>
+        </w:rPr>
+        <w:t xml:space="preserve">•  How much goes into each bag?</w:t>
+      </w:r>
+    </w:p>
+    <w:p>
+      <w:pPr>
+        <w:spacing w:after="40"/>
+        <w:ind w:left="300"/>
+      </w:pPr>
+      <w:r>
+        <w:rPr>
+          <w:sz w:val="20"/>
+          <w:szCs w:val="20"/>
+        </w:rPr>
+        <w:t xml:space="preserve">•  Will the number of bags be more or less than 4?</w:t>
+      </w:r>
+    </w:p>
+    <w:p>
+      <w:pPr>
+        <w:spacing w:after="40"/>
+        <w:ind w:left="300"/>
+      </w:pPr>
+      <w:r>
+        <w:rPr>
+          <w:sz w:val="20"/>
+          <w:szCs w:val="20"/>
+        </w:rPr>
+        <w:t xml:space="preserve">•  Why does dividing by 1/2 give a number larger than 4?</w:t>
+      </w:r>
+    </w:p>
+    <w:p>
+      <w:pPr>
+        <w:spacing w:after="40"/>
+        <w:ind w:left="300"/>
+      </w:pPr>
+      <w:r>
+        <w:rPr>
+          <w:sz w:val="20"/>
+          <w:szCs w:val="20"/>
+        </w:rPr>
+        <w:t xml:space="preserve">•  How is dividing by a fraction related to multiplying?</w:t>
+      </w:r>
+    </w:p>
+    <w:p>
+      <w:pPr>
+        <w:pStyle w:val="Heading2"/>
+        <w:spacing w:after="80" w:before="180"/>
+      </w:pPr>
+      <w:r>
+        <w:rPr>
+          <w:b/>
+          <w:bCs/>
+          <w:color w:val="12355B"/>
+          <w:sz w:val="24"/>
+          <w:szCs w:val="24"/>
+        </w:rPr>
+        <w:t xml:space="preserve">Solved Example</w:t>
+      </w:r>
+      <w:r>
+        <w:rPr>
+          <w:i/>
+          <w:iCs/>
+          <w:color w:val="1FA6A2"/>
+          <w:sz w:val="19"/>
+          <w:szCs w:val="19"/>
+        </w:rPr>
+        <w:t xml:space="preserve">   I Do — watch each step</w:t>
+      </w:r>
+    </w:p>
+    <w:p>
+      <w:pPr>
+        <w:keepNext/>
+        <w:spacing w:after="40"/>
+      </w:pPr>
+      <w:r>
+        <w:rPr>
+          <w:b/>
+          <w:bCs/>
+          <w:color w:val="12355B"/>
+          <w:sz w:val="21"/>
+          <w:szCs w:val="21"/>
+        </w:rPr>
+        <w:t xml:space="preserve">Problem:  </w:t>
+      </w:r>
+      <w:r>
+        <w:rPr>
+          <w:sz w:val="21"/>
+          <w:szCs w:val="21"/>
+        </w:rPr>
+        <w:t xml:space="preserve">What is 6 ÷ 1/3?</w:t>
+      </w:r>
+    </w:p>
+    <w:p>
+      <w:pPr>
+        <w:spacing w:after="30"/>
+        <w:ind w:left="420"/>
+      </w:pPr>
+      <w:r>
+        <w:rPr>
+          <w:sz w:val="20"/>
+          <w:szCs w:val="20"/>
+        </w:rPr>
+        <w:t xml:space="preserve">A)  18</w:t>
+      </w:r>
+    </w:p>
+    <w:p>
+      <w:pPr>
+        <w:spacing w:after="30"/>
+        <w:ind w:left="420"/>
+      </w:pPr>
+      <w:r>
+        <w:rPr>
+          <w:sz w:val="20"/>
+          <w:szCs w:val="20"/>
+        </w:rPr>
+        <w:t xml:space="preserve">B)  2</w:t>
+      </w:r>
+    </w:p>
+    <w:p>
+      <w:pPr>
+        <w:spacing w:after="30"/>
+        <w:ind w:left="420"/>
+      </w:pPr>
+      <w:r>
+        <w:rPr>
+          <w:sz w:val="20"/>
+          <w:szCs w:val="20"/>
+        </w:rPr>
+        <w:t xml:space="preserve">C)  6/3</w:t>
+      </w:r>
+    </w:p>
+    <w:p>
+      <w:pPr>
+        <w:spacing w:after="30"/>
+        <w:ind w:left="420"/>
+      </w:pPr>
+      <w:r>
+        <w:rPr>
+          <w:sz w:val="20"/>
+          <w:szCs w:val="20"/>
+        </w:rPr>
+        <w:t xml:space="preserve">D)  3</w:t>
+      </w:r>
+    </w:p>
+    <w:p>
+      <w:pPr>
+        <w:spacing w:after="20" w:before="50"/>
+      </w:pPr>
+      <w:r>
+        <w:rPr>
+          <w:b/>
+          <w:bCs/>
+          <w:color w:val="1FA6A2"/>
+          <w:sz w:val="21"/>
+          <w:szCs w:val="21"/>
+        </w:rPr>
+        <w:t xml:space="preserve">Step 1:  </w:t>
+      </w:r>
+      <w:r>
+        <w:rPr>
+          <w:sz w:val="21"/>
+          <w:szCs w:val="21"/>
+        </w:rPr>
+        <w:t xml:space="preserve">6 ÷ 1/3 = 6 × 3/1 = 18.</w:t>
+      </w:r>
+    </w:p>
+    <w:p>
+      <w:pPr>
+        <w:spacing w:after="20" w:before="50"/>
+      </w:pPr>
+      <w:r>
+        <w:rPr>
+          <w:b/>
+          <w:bCs/>
+          <w:color w:val="1FA6A2"/>
+          <w:sz w:val="21"/>
+          <w:szCs w:val="21"/>
+        </w:rPr>
+        <w:t xml:space="preserve">Step 2:  </w:t>
+      </w:r>
+      <w:r>
+        <w:rPr>
+          <w:sz w:val="21"/>
+          <w:szCs w:val="21"/>
+        </w:rPr>
+        <w:t xml:space="preserve">There are 18 thirds in 6 wholes.</w:t>
+      </w:r>
+    </w:p>
+    <w:p>
+      <w:pPr>
+        <w:spacing w:after="40" w:before="60"/>
+      </w:pPr>
+      <w:r>
+        <w:rPr>
+          <w:b/>
+          <w:bCs/>
+          <w:color w:val="12355B"/>
+          <w:sz w:val="21"/>
+          <w:szCs w:val="21"/>
+        </w:rPr>
+        <w:t xml:space="preserve">Answer:  </w:t>
+      </w:r>
+      <w:r>
+        <w:rPr>
+          <w:b/>
+          <w:bCs/>
+          <w:sz w:val="21"/>
+          <w:szCs w:val="21"/>
+        </w:rPr>
+        <w:t xml:space="preserve">A. 18</w:t>
+      </w:r>
+    </w:p>
+    <w:p>
+      <w:pPr>
+        <w:pStyle w:val="Heading1"/>
+        <w:pageBreakBefore/>
+        <w:pBdr>
+          <w:bottom w:val="single" w:color="1FA6A2" w:sz="14" w:space="6"/>
+        </w:pBdr>
+        <w:spacing w:after="140" w:before="0"/>
+      </w:pPr>
+      <w:r>
+        <w:rPr>
+          <w:b/>
+          <w:bCs/>
+          <w:color w:val="12355B"/>
+          <w:sz w:val="30"/>
+          <w:szCs w:val="30"/>
+        </w:rPr>
+        <w:t xml:space="preserve">Guided Practice</w:t>
+      </w:r>
+    </w:p>
+    <w:p>
+      <w:pPr>
+        <w:pStyle w:val="Heading2"/>
+        <w:spacing w:after="80" w:before="180"/>
+      </w:pPr>
+      <w:r>
+        <w:rPr>
+          <w:b/>
+          <w:bCs/>
+          <w:color w:val="12355B"/>
+          <w:sz w:val="24"/>
+          <w:szCs w:val="24"/>
+        </w:rPr>
+        <w:t xml:space="preserve">Solve Together</w:t>
+      </w:r>
+      <w:r>
+        <w:rPr>
+          <w:i/>
+          <w:iCs/>
+          <w:color w:val="6B4FA0"/>
+          <w:sz w:val="19"/>
+          <w:szCs w:val="19"/>
+        </w:rPr>
+        <w:t xml:space="preserve">   We Do — work with your class</w:t>
+      </w:r>
+    </w:p>
+    <w:p>
+      <w:pPr>
+        <w:keepNext/>
+        <w:spacing w:after="40" w:before="40"/>
+      </w:pPr>
+      <w:r>
+        <w:rPr>
+          <w:b/>
+          <w:bCs/>
+          <w:color w:val="12355B"/>
+          <w:sz w:val="21"/>
+          <w:szCs w:val="21"/>
+        </w:rPr>
+        <w:t xml:space="preserve">Problem:  </w:t>
+      </w:r>
+      <w:r>
+        <w:rPr>
+          <w:sz w:val="21"/>
+          <w:szCs w:val="21"/>
+        </w:rPr>
+        <w:t xml:space="preserve">What is 3 ÷ 1/5?</w:t>
+      </w:r>
+    </w:p>
+    <w:p>
+      <w:pPr>
+        <w:spacing w:after="30"/>
+        <w:ind w:left="420"/>
+      </w:pPr>
+      <w:r>
+        <w:rPr>
+          <w:sz w:val="20"/>
+          <w:szCs w:val="20"/>
+        </w:rPr>
+        <w:t xml:space="preserve">A)  15</w:t>
+      </w:r>
+    </w:p>
+    <w:p>
+      <w:pPr>
+        <w:spacing w:after="30"/>
+        <w:ind w:left="420"/>
+      </w:pPr>
+      <w:r>
+        <w:rPr>
+          <w:sz w:val="20"/>
+          <w:szCs w:val="20"/>
+        </w:rPr>
+        <w:t xml:space="preserve">B)  3/5</w:t>
+      </w:r>
+    </w:p>
+    <w:p>
+      <w:pPr>
+        <w:spacing w:after="30"/>
+        <w:ind w:left="420"/>
+      </w:pPr>
+      <w:r>
+        <w:rPr>
+          <w:sz w:val="20"/>
+          <w:szCs w:val="20"/>
+        </w:rPr>
+        <w:t xml:space="preserve">C)  5/3</w:t>
+      </w:r>
+    </w:p>
+    <w:p>
+      <w:pPr>
+        <w:spacing w:after="30"/>
+        <w:ind w:left="420"/>
+      </w:pPr>
+      <w:r>
+        <w:rPr>
+          <w:sz w:val="20"/>
+          <w:szCs w:val="20"/>
+        </w:rPr>
+        <w:t xml:space="preserve">D)  8</w:t>
+      </w:r>
+    </w:p>
+    <w:p>
+      <w:pPr>
+        <w:keepNext/>
+        <w:spacing w:after="0" w:before="50"/>
+      </w:pPr>
+      <w:r>
+        <w:rPr>
+          <w:b/>
+          <w:bCs/>
+          <w:color w:val="6B4FA0"/>
+          <w:sz w:val="21"/>
+          <w:szCs w:val="21"/>
+        </w:rPr>
+        <w:t xml:space="preserve">Step 1:</w:t>
+      </w:r>
+    </w:p>
+    <w:p>
+      <w:pPr>
+        <w:pBdr>
+          <w:bottom w:val="single" w:color="AFBECC" w:sz="6"/>
+        </w:pBdr>
+        <w:spacing w:after="30" w:before="150"/>
+      </w:pPr>
+      <w:r>
+        <w:t xml:space="preserve"/>
+      </w:r>
+    </w:p>
+    <w:p>
+      <w:pPr>
+        <w:keepNext/>
+        <w:spacing w:after="0" w:before="50"/>
+      </w:pPr>
+      <w:r>
+        <w:rPr>
+          <w:b/>
+          <w:bCs/>
+          <w:color w:val="6B4FA0"/>
+          <w:sz w:val="21"/>
+          <w:szCs w:val="21"/>
+        </w:rPr>
+        <w:t xml:space="preserve">Step 2:</w:t>
+      </w:r>
+    </w:p>
+    <w:p>
+      <w:pPr>
+        <w:pBdr>
+          <w:bottom w:val="single" w:color="AFBECC" w:sz="6"/>
+        </w:pBdr>
+        <w:spacing w:after="30" w:before="150"/>
+      </w:pPr>
+      <w:r>
+        <w:t xml:space="preserve"/>
+      </w:r>
+    </w:p>
+    <w:p>
+      <w:pPr>
+        <w:keepNext/>
+        <w:spacing w:after="0" w:before="60"/>
+      </w:pPr>
+      <w:r>
+        <w:rPr>
+          <w:b/>
+          <w:bCs/>
+          <w:color w:val="12355B"/>
+          <w:sz w:val="21"/>
+          <w:szCs w:val="21"/>
+        </w:rPr>
+        <w:t xml:space="preserve">Answer:</w:t>
+      </w:r>
+    </w:p>
+    <w:p>
+      <w:pPr>
+        <w:pBdr>
+          <w:bottom w:val="single" w:color="AFBECC" w:sz="6"/>
+        </w:pBdr>
+        <w:spacing w:after="30" w:before="150"/>
+      </w:pPr>
+      <w:r>
+        <w:t xml:space="preserve"/>
+      </w:r>
+    </w:p>
+    <w:p>
+      <w:pPr>
+        <w:spacing w:after="80"/>
+      </w:pPr>
+      <w:r>
+        <w:t xml:space="preserve"/>
+      </w:r>
+    </w:p>
+    <w:tbl>
+      <w:tblPr>
+        <w:tblW w:type="pct" w:w="100%"/>
+        <w:tblBorders>
+          <w:top w:val="single" w:color="BBD0DE" w:sz="8"/>
+          <w:left w:val="single" w:color="BBD0DE" w:sz="8"/>
+          <w:bottom w:val="single" w:color="BBD0DE" w:sz="8"/>
+          <w:right w:val="single" w:color="BBD0DE" w:sz="8"/>
+          <w:insideH w:val="single" w:color="auto" w:sz="4"/>
+          <w:insideV w:val="single" w:color="auto" w:sz="4"/>
+        </w:tblBorders>
+      </w:tblPr>
+      <w:tblGrid>
+        <w:gridCol w:w="100"/>
+      </w:tblGrid>
+      <w:tr>
+        <w:tc>
+          <w:tcPr>
+            <w:shd w:fill="EEF4F8" w:color="auto" w:val="clear"/>
+            <w:tcMar>
+              <w:top w:type="dxa" w:w="120"/>
+              <w:left w:type="dxa" w:w="180"/>
+              <w:bottom w:type="dxa" w:w="120"/>
+              <w:right w:type="dxa" w:w="180"/>
+            </w:tcMar>
+          </w:tcPr>
+          <w:p>
+            <w:pPr>
               <w:spacing w:after="60"/>
             </w:pPr>
             <w:r>
@@ -3350,6 +4646,97 @@
           <w:szCs w:val="19"/>
         </w:rPr>
         <w:t xml:space="preserve">  — 9 ÷ 1/3 = 9 × 3/1 = 27. There are 27 thirds in 9 wholes.</w:t>
+      </w:r>
+    </w:p>
+    <w:p>
+      <w:pPr>
+        <w:pStyle w:val="Heading2"/>
+        <w:spacing w:after="80" w:before="180"/>
+      </w:pPr>
+      <w:r>
+        <w:rPr>
+          <w:b/>
+          <w:bCs/>
+          <w:color w:val="12355B"/>
+          <w:sz w:val="24"/>
+          <w:szCs w:val="24"/>
+        </w:rPr>
+        <w:t xml:space="preserve">Math Writing Criteria</w:t>
+      </w:r>
+    </w:p>
+    <w:p>
+      <w:pPr>
+        <w:spacing w:after="100"/>
+      </w:pPr>
+      <w:r>
+        <w:rPr>
+          <w:i/>
+          <w:iCs/>
+          <w:color w:val="5F6F80"/>
+          <w:sz w:val="19"/>
+          <w:szCs w:val="19"/>
+        </w:rPr>
+        <w:t xml:space="preserve">The support level changes the amount of language scaffolding, not the mathematical expectation.</w:t>
+      </w:r>
+    </w:p>
+    <w:p>
+      <w:pPr>
+        <w:spacing w:after="80"/>
+      </w:pPr>
+      <w:r>
+        <w:rPr>
+          <w:sz w:val="20"/>
+          <w:szCs w:val="20"/>
+        </w:rPr>
+        <w:t xml:space="preserve">☐  I answered the question.</w:t>
+      </w:r>
+    </w:p>
+    <w:p>
+      <w:pPr>
+        <w:spacing w:after="80"/>
+      </w:pPr>
+      <w:r>
+        <w:rPr>
+          <w:sz w:val="20"/>
+          <w:szCs w:val="20"/>
+        </w:rPr>
+        <w:t xml:space="preserve">☐  I used math evidence: numbers, an equation, a model, or a comparison.</w:t>
+      </w:r>
+    </w:p>
+    <w:p>
+      <w:pPr>
+        <w:spacing w:after="80"/>
+      </w:pPr>
+      <w:r>
+        <w:rPr>
+          <w:sz w:val="20"/>
+          <w:szCs w:val="20"/>
+        </w:rPr>
+        <w:t xml:space="preserve">☐  I explained how the evidence proves my answer.</w:t>
+      </w:r>
+    </w:p>
+    <w:p>
+      <w:pPr>
+        <w:spacing w:after="80"/>
+      </w:pPr>
+      <w:r>
+        <w:rPr>
+          <w:sz w:val="20"/>
+          <w:szCs w:val="20"/>
+        </w:rPr>
+        <w:t xml:space="preserve">☐  I used at least two math words.</w:t>
+      </w:r>
+    </w:p>
+    <w:p>
+      <w:pPr>
+        <w:spacing w:after="80"/>
+      </w:pPr>
+      <w:r>
+        <w:rPr>
+          <w:sz w:val="20"/>
+          <w:szCs w:val="20"/>
+        </w:rPr>
+        <w:t xml:space="preserve">☐  I reread complete sentences and punctuation.</w:t>
       </w:r>
     </w:p>
     <w:sectPr>

--- a/lessons/2-2/downloads/2-2-notes-teacher.docx
+++ b/lessons/2-2/downloads/2-2-notes-teacher.docx
@@ -1293,7 +1293,7 @@
           <w:sz w:val="22"/>
           <w:szCs w:val="22"/>
         </w:rPr>
-        <w:t xml:space="preserve">__________  —  Group numerical data into intervals and show each interval's frequency with a bar.</w:t>
+        <w:t xml:space="preserve">A histogram groups numerical data into equal ___ and shows each one's ___.</w:t>
       </w:r>
     </w:p>
     <w:p>

--- a/lessons/2-2/downloads/2-2-notes-teacher.docx
+++ b/lessons/2-2/downloads/2-2-notes-teacher.docx
@@ -219,10 +219,12 @@
     <w:p>
       <w:pPr>
         <w:pStyle w:val="Heading1"/>
+        <w:keepNext/>
+        <w:keepLines/>
         <w:pBdr>
           <w:bottom w:val="single" w:color="1FA6A2" w:sz="14" w:space="6"/>
         </w:pBdr>
-        <w:spacing w:after="140" w:before="260"/>
+        <w:spacing w:after="140" w:before="300"/>
       </w:pPr>
       <w:r>
         <w:rPr>
@@ -1177,10 +1179,12 @@
     <w:p>
       <w:pPr>
         <w:pStyle w:val="Heading1"/>
+        <w:keepNext/>
+        <w:keepLines/>
         <w:pBdr>
           <w:bottom w:val="single" w:color="1FA6A2" w:sz="14" w:space="6"/>
         </w:pBdr>
-        <w:spacing w:after="140" w:before="260"/>
+        <w:spacing w:after="140" w:before="300"/>
       </w:pPr>
       <w:r>
         <w:rPr>
@@ -1276,7 +1280,8 @@
     </w:p>
     <w:p>
       <w:pPr>
-        <w:spacing w:after="120" w:before="80"/>
+        <w:keepLines/>
+        <w:spacing w:after="260" w:before="200"/>
       </w:pPr>
       <w:r>
         <w:rPr>
@@ -1293,56 +1298,41 @@
           <w:sz w:val="22"/>
           <w:szCs w:val="22"/>
         </w:rPr>
-        <w:t xml:space="preserve">A histogram groups numerical data into equal ___ and shows each one's ___.</w:t>
-      </w:r>
-    </w:p>
-    <w:p>
-      <w:pPr>
-        <w:spacing w:after="120" w:before="80"/>
-      </w:pPr>
-      <w:r>
-        <w:rPr>
-          <w:b/>
-          <w:bCs/>
-          <w:color w:val="12355B"/>
+        <w:t xml:space="preserve">A histogram groups numerical data into equal </w:t>
+      </w:r>
+      <w:r>
+        <w:rPr>
           <w:sz w:val="22"/>
           <w:szCs w:val="22"/>
         </w:rPr>
-        <w:t xml:space="preserve">2.  </w:t>
+        <w:t xml:space="preserve">________________</w:t>
       </w:r>
       <w:r>
         <w:rPr>
           <w:sz w:val="22"/>
           <w:szCs w:val="22"/>
         </w:rPr>
-        <w:t xml:space="preserve">A bar graph that shows how often data falls into equal intervals is a ___.</w:t>
-      </w:r>
-    </w:p>
-    <w:p>
-      <w:pPr>
-        <w:spacing w:after="120" w:before="80"/>
-      </w:pPr>
-      <w:r>
-        <w:rPr>
-          <w:b/>
-          <w:bCs/>
-          <w:color w:val="12355B"/>
+        <w:t xml:space="preserve"> and shows each one's </w:t>
+      </w:r>
+      <w:r>
+        <w:rPr>
           <w:sz w:val="22"/>
           <w:szCs w:val="22"/>
         </w:rPr>
-        <w:t xml:space="preserve">3.  </w:t>
+        <w:t xml:space="preserve">________________</w:t>
       </w:r>
       <w:r>
         <w:rPr>
           <w:sz w:val="22"/>
           <w:szCs w:val="22"/>
         </w:rPr>
-        <w:t xml:space="preserve">How many data values fall in an interval is the ___.</w:t>
-      </w:r>
-    </w:p>
-    <w:p>
-      <w:pPr>
-        <w:spacing w:after="120" w:before="80"/>
+        <w:t xml:space="preserve">.</w:t>
+      </w:r>
+    </w:p>
+    <w:p>
+      <w:pPr>
+        <w:keepLines/>
+        <w:spacing w:after="260" w:before="200"/>
       </w:pPr>
       <w:r>
         <w:rPr>
@@ -1352,41 +1342,34 @@
           <w:sz w:val="22"/>
           <w:szCs w:val="22"/>
         </w:rPr>
-        <w:t xml:space="preserve">4.  </w:t>
+        <w:t xml:space="preserve">2.  </w:t>
       </w:r>
       <w:r>
         <w:rPr>
           <w:sz w:val="22"/>
           <w:szCs w:val="22"/>
         </w:rPr>
-        <w:t xml:space="preserve">An equal-sized range of values used to group data is an ___.</w:t>
-      </w:r>
-    </w:p>
-    <w:p>
-      <w:pPr>
-        <w:spacing w:after="120" w:before="80"/>
-      </w:pPr>
-      <w:r>
-        <w:rPr>
-          <w:b/>
-          <w:bCs/>
-          <w:color w:val="12355B"/>
+        <w:t xml:space="preserve">A bar graph that shows how often data falls into equal intervals is a </w:t>
+      </w:r>
+      <w:r>
+        <w:rPr>
           <w:sz w:val="22"/>
           <w:szCs w:val="22"/>
         </w:rPr>
-        <w:t xml:space="preserve">5.  </w:t>
+        <w:t xml:space="preserve">________________</w:t>
       </w:r>
       <w:r>
         <w:rPr>
           <w:sz w:val="22"/>
           <w:szCs w:val="22"/>
         </w:rPr>
-        <w:t xml:space="preserve">The overall pattern of how data is spread out is the ___.</w:t>
-      </w:r>
-    </w:p>
-    <w:p>
-      <w:pPr>
-        <w:spacing w:after="120" w:before="80"/>
+        <w:t xml:space="preserve">.</w:t>
+      </w:r>
+    </w:p>
+    <w:p>
+      <w:pPr>
+        <w:keepLines/>
+        <w:spacing w:after="260" w:before="200"/>
       </w:pPr>
       <w:r>
         <w:rPr>
@@ -1396,24 +1379,150 @@
           <w:sz w:val="22"/>
           <w:szCs w:val="22"/>
         </w:rPr>
-        <w:t xml:space="preserve">6.  </w:t>
+        <w:t xml:space="preserve">3.  </w:t>
       </w:r>
       <w:r>
         <w:rPr>
           <w:sz w:val="22"/>
           <w:szCs w:val="22"/>
         </w:rPr>
-        <w:t xml:space="preserve">How much the data values differ is the ___.</w:t>
+        <w:t xml:space="preserve">How many data values fall in an interval is the </w:t>
+      </w:r>
+      <w:r>
+        <w:rPr>
+          <w:sz w:val="22"/>
+          <w:szCs w:val="22"/>
+        </w:rPr>
+        <w:t xml:space="preserve">________________</w:t>
+      </w:r>
+      <w:r>
+        <w:rPr>
+          <w:sz w:val="22"/>
+          <w:szCs w:val="22"/>
+        </w:rPr>
+        <w:t xml:space="preserve">.</w:t>
+      </w:r>
+    </w:p>
+    <w:p>
+      <w:pPr>
+        <w:keepLines/>
+        <w:spacing w:after="260" w:before="200"/>
+      </w:pPr>
+      <w:r>
+        <w:rPr>
+          <w:b/>
+          <w:bCs/>
+          <w:color w:val="12355B"/>
+          <w:sz w:val="22"/>
+          <w:szCs w:val="22"/>
+        </w:rPr>
+        <w:t xml:space="preserve">4.  </w:t>
+      </w:r>
+      <w:r>
+        <w:rPr>
+          <w:sz w:val="22"/>
+          <w:szCs w:val="22"/>
+        </w:rPr>
+        <w:t xml:space="preserve">An equal-sized range of values used to group data is an </w:t>
+      </w:r>
+      <w:r>
+        <w:rPr>
+          <w:sz w:val="22"/>
+          <w:szCs w:val="22"/>
+        </w:rPr>
+        <w:t xml:space="preserve">________________</w:t>
+      </w:r>
+      <w:r>
+        <w:rPr>
+          <w:sz w:val="22"/>
+          <w:szCs w:val="22"/>
+        </w:rPr>
+        <w:t xml:space="preserve">.</w:t>
+      </w:r>
+    </w:p>
+    <w:p>
+      <w:pPr>
+        <w:keepLines/>
+        <w:spacing w:after="260" w:before="200"/>
+      </w:pPr>
+      <w:r>
+        <w:rPr>
+          <w:b/>
+          <w:bCs/>
+          <w:color w:val="12355B"/>
+          <w:sz w:val="22"/>
+          <w:szCs w:val="22"/>
+        </w:rPr>
+        <w:t xml:space="preserve">5.  </w:t>
+      </w:r>
+      <w:r>
+        <w:rPr>
+          <w:sz w:val="22"/>
+          <w:szCs w:val="22"/>
+        </w:rPr>
+        <w:t xml:space="preserve">The overall pattern of how data is spread out is the </w:t>
+      </w:r>
+      <w:r>
+        <w:rPr>
+          <w:sz w:val="22"/>
+          <w:szCs w:val="22"/>
+        </w:rPr>
+        <w:t xml:space="preserve">________________</w:t>
+      </w:r>
+      <w:r>
+        <w:rPr>
+          <w:sz w:val="22"/>
+          <w:szCs w:val="22"/>
+        </w:rPr>
+        <w:t xml:space="preserve">.</w:t>
+      </w:r>
+    </w:p>
+    <w:p>
+      <w:pPr>
+        <w:keepLines/>
+        <w:spacing w:after="260" w:before="200"/>
+      </w:pPr>
+      <w:r>
+        <w:rPr>
+          <w:b/>
+          <w:bCs/>
+          <w:color w:val="12355B"/>
+          <w:sz w:val="22"/>
+          <w:szCs w:val="22"/>
+        </w:rPr>
+        <w:t xml:space="preserve">6.  </w:t>
+      </w:r>
+      <w:r>
+        <w:rPr>
+          <w:sz w:val="22"/>
+          <w:szCs w:val="22"/>
+        </w:rPr>
+        <w:t xml:space="preserve">How much the data values differ is the </w:t>
+      </w:r>
+      <w:r>
+        <w:rPr>
+          <w:sz w:val="22"/>
+          <w:szCs w:val="22"/>
+        </w:rPr>
+        <w:t xml:space="preserve">________________</w:t>
+      </w:r>
+      <w:r>
+        <w:rPr>
+          <w:sz w:val="22"/>
+          <w:szCs w:val="22"/>
+        </w:rPr>
+        <w:t xml:space="preserve">.</w:t>
       </w:r>
     </w:p>
     <w:p>
       <w:pPr>
         <w:pStyle w:val="Heading1"/>
-        <w:pageBreakBefore/>
+        <w:keepNext/>
+        <w:keepLines/>
         <w:pBdr>
           <w:bottom w:val="single" w:color="1FA6A2" w:sz="14" w:space="6"/>
         </w:pBdr>
-        <w:spacing w:after="140" w:before="0"/>
+        <w:spacing w:after="140" w:before="300"/>
       </w:pPr>
       <w:r>
         <w:rPr>
@@ -2694,11 +2803,12 @@
     <w:p>
       <w:pPr>
         <w:pStyle w:val="Heading1"/>
-        <w:pageBreakBefore/>
+        <w:keepNext/>
+        <w:keepLines/>
         <w:pBdr>
           <w:bottom w:val="single" w:color="1FA6A2" w:sz="14" w:space="6"/>
         </w:pBdr>
-        <w:spacing w:after="140" w:before="0"/>
+        <w:spacing w:after="140" w:before="300"/>
       </w:pPr>
       <w:r>
         <w:rPr>
@@ -3031,11 +3141,12 @@
     <w:p>
       <w:pPr>
         <w:pStyle w:val="Heading1"/>
-        <w:pageBreakBefore/>
+        <w:keepNext/>
+        <w:keepLines/>
         <w:pBdr>
           <w:bottom w:val="single" w:color="1FA6A2" w:sz="14" w:space="6"/>
         </w:pBdr>
-        <w:spacing w:after="140" w:before="0"/>
+        <w:spacing w:after="140" w:before="300"/>
       </w:pPr>
       <w:r>
         <w:rPr>
@@ -3837,11 +3948,12 @@
     <w:p>
       <w:pPr>
         <w:pStyle w:val="Heading1"/>
-        <w:pageBreakBefore/>
+        <w:keepNext/>
+        <w:keepLines/>
         <w:pBdr>
           <w:bottom w:val="single" w:color="1FA6A2" w:sz="14" w:space="6"/>
         </w:pBdr>
-        <w:spacing w:after="140" w:before="0"/>
+        <w:spacing w:after="140" w:before="300"/>
       </w:pPr>
       <w:r>
         <w:rPr>
@@ -4756,11 +4868,12 @@
     <w:p>
       <w:pPr>
         <w:pStyle w:val="Heading1"/>
-        <w:pageBreakBefore/>
+        <w:keepNext/>
+        <w:keepLines/>
         <w:pBdr>
           <w:bottom w:val="single" w:color="1FA6A2" w:sz="14" w:space="6"/>
         </w:pBdr>
-        <w:spacing w:after="140" w:before="0"/>
+        <w:spacing w:after="140" w:before="300"/>
       </w:pPr>
       <w:r>
         <w:rPr>
@@ -4873,6 +4986,8 @@
     <w:p>
       <w:pPr>
         <w:pStyle w:val="Heading1"/>
+        <w:keepNext/>
+        <w:keepLines/>
         <w:pageBreakBefore/>
         <w:pBdr>
           <w:bottom w:val="single" w:color="1FA6A2" w:sz="14" w:space="6"/>

--- a/lessons/2-2/downloads/2-2-notes-teacher.docx
+++ b/lessons/2-2/downloads/2-2-notes-teacher.docx
@@ -1535,47 +1535,6 @@
         <w:t xml:space="preserve">Write About the Math</w:t>
       </w:r>
     </w:p>
-    <w:p>
-      <w:pPr>
-        <w:spacing w:after="100"/>
-      </w:pPr>
-      <w:r>
-        <w:rPr>
-          <w:i/>
-          <w:iCs/>
-          <w:color w:val="5F6F80"/>
-          <w:sz w:val="19"/>
-          <w:szCs w:val="19"/>
-        </w:rPr>
-        <w:t xml:space="preserve">Use the support level you need. Every level answers the same math question.</w:t>
-      </w:r>
-    </w:p>
-    <w:p>
-      <w:pPr>
-        <w:pStyle w:val="Heading2"/>
-        <w:spacing w:after="80" w:before="180"/>
-      </w:pPr>
-      <w:r>
-        <w:rPr>
-          <w:b/>
-          <w:bCs/>
-          <w:color w:val="12355B"/>
-          <w:sz w:val="24"/>
-          <w:szCs w:val="24"/>
-        </w:rPr>
-        <w:t xml:space="preserve">1. Understand the Question</w:t>
-      </w:r>
-      <w:r>
-        <w:rPr>
-          <w:i/>
-          <w:iCs/>
-          <w:color w:val="B97A12"/>
-          <w:sz w:val="19"/>
-          <w:szCs w:val="19"/>
-        </w:rPr>
-        <w:t xml:space="preserve">   explain</w:t>
-      </w:r>
-    </w:p>
     <w:tbl>
       <w:tblPr>
         <w:tblW w:type="pct" w:w="100%"/>
@@ -1614,344 +1573,6 @@
               </w:rPr>
               <w:t xml:space="preserve">Does the histogram support the coach's claim? What does the shape of the data tell you?</w:t>
             </w:r>
-          </w:p>
-          <w:p>
-            <w:pPr>
-              <w:spacing w:after="0"/>
-            </w:pPr>
-            <w:r>
-              <w:rPr>
-                <w:b/>
-                <w:bCs/>
-                <w:color w:val="12355B"/>
-                <w:sz w:val="20"/>
-                <w:szCs w:val="20"/>
-              </w:rPr>
-              <w:t xml:space="preserve">Your job:  </w:t>
-            </w:r>
-            <w:r>
-              <w:rPr>
-                <w:sz w:val="20"/>
-                <w:szCs w:val="20"/>
-              </w:rPr>
-              <w:t xml:space="preserve">Answer the question. Use math evidence. Explain how the evidence proves your answer.</w:t>
-            </w:r>
-            <w:r>
-              <w:rPr>
-                <w:i/>
-                <w:iCs/>
-                <w:color w:val="5F6F80"/>
-                <w:sz w:val="18"/>
-                <w:szCs w:val="18"/>
-              </w:rPr>
-              <w:br/>
-              <w:t xml:space="preserve">Responde la pregunta. Usa evidencia matemática. Explica cómo la evidencia demuestra tu respuesta.</w:t>
-            </w:r>
-          </w:p>
-        </w:tc>
-      </w:tr>
-    </w:tbl>
-    <w:p>
-      <w:pPr>
-        <w:pStyle w:val="Heading2"/>
-        <w:spacing w:after="80" w:before="180"/>
-      </w:pPr>
-      <w:r>
-        <w:rPr>
-          <w:b/>
-          <w:bCs/>
-          <w:color w:val="12355B"/>
-          <w:sz w:val="24"/>
-          <w:szCs w:val="24"/>
-        </w:rPr>
-        <w:t xml:space="preserve">2. Plan Your Math Words</w:t>
-      </w:r>
-      <w:r>
-        <w:rPr>
-          <w:i/>
-          <w:iCs/>
-          <w:color w:val="1FA6A2"/>
-          <w:sz w:val="19"/>
-          <w:szCs w:val="19"/>
-        </w:rPr>
-        <w:t xml:space="preserve">   check at least two</w:t>
-      </w:r>
-    </w:p>
-    <w:p>
-      <w:pPr>
-        <w:spacing w:after="60"/>
-      </w:pPr>
-      <w:r>
-        <w:rPr>
-          <w:b/>
-          <w:bCs/>
-          <w:color w:val="1FA6A2"/>
-          <w:sz w:val="22"/>
-          <w:szCs w:val="22"/>
-        </w:rPr>
-        <w:t xml:space="preserve">☐  </w:t>
-      </w:r>
-      <w:r>
-        <w:rPr>
-          <w:b/>
-          <w:bCs/>
-          <w:color w:val="12355B"/>
-          <w:sz w:val="20"/>
-          <w:szCs w:val="20"/>
-        </w:rPr>
-        <w:t xml:space="preserve">Display Data with Histograms — </w:t>
-      </w:r>
-      <w:r>
-        <w:rPr>
-          <w:sz w:val="20"/>
-          <w:szCs w:val="20"/>
-        </w:rPr>
-        <w:t xml:space="preserve">Group numerical data into intervals and show each interval's frequency with a bar.</w:t>
-      </w:r>
-      <w:r>
-        <w:rPr>
-          <w:i/>
-          <w:iCs/>
-          <w:color w:val="5F6F80"/>
-          <w:sz w:val="18"/>
-          <w:szCs w:val="18"/>
-        </w:rPr>
-        <w:br/>
-        <w:t xml:space="preserve">Representar datos con histogramas — Agrupar datos numéricos en intervalos y mostrar la frecuencia de cada intervalo con una barra.</w:t>
-      </w:r>
-    </w:p>
-    <w:p>
-      <w:pPr>
-        <w:spacing w:after="60"/>
-      </w:pPr>
-      <w:r>
-        <w:rPr>
-          <w:b/>
-          <w:bCs/>
-          <w:color w:val="1FA6A2"/>
-          <w:sz w:val="22"/>
-          <w:szCs w:val="22"/>
-        </w:rPr>
-        <w:t xml:space="preserve">☐  </w:t>
-      </w:r>
-      <w:r>
-        <w:rPr>
-          <w:b/>
-          <w:bCs/>
-          <w:color w:val="12355B"/>
-          <w:sz w:val="20"/>
-          <w:szCs w:val="20"/>
-        </w:rPr>
-        <w:t xml:space="preserve">Histogram — </w:t>
-      </w:r>
-      <w:r>
-        <w:rPr>
-          <w:sz w:val="20"/>
-          <w:szCs w:val="20"/>
-        </w:rPr>
-        <w:t xml:space="preserve">A bar graph that groups data into equal ranges. The bars touch.</w:t>
-      </w:r>
-      <w:r>
-        <w:rPr>
-          <w:i/>
-          <w:iCs/>
-          <w:color w:val="5F6F80"/>
-          <w:sz w:val="18"/>
-          <w:szCs w:val="18"/>
-        </w:rPr>
-        <w:br/>
-        <w:t xml:space="preserve">Histograma — Una gráfica de barras que agrupa datos en rangos iguales. Las barras se tocan.</w:t>
-      </w:r>
-    </w:p>
-    <w:p>
-      <w:pPr>
-        <w:spacing w:after="60"/>
-      </w:pPr>
-      <w:r>
-        <w:rPr>
-          <w:b/>
-          <w:bCs/>
-          <w:color w:val="1FA6A2"/>
-          <w:sz w:val="22"/>
-          <w:szCs w:val="22"/>
-        </w:rPr>
-        <w:t xml:space="preserve">☐  </w:t>
-      </w:r>
-      <w:r>
-        <w:rPr>
-          <w:b/>
-          <w:bCs/>
-          <w:color w:val="12355B"/>
-          <w:sz w:val="20"/>
-          <w:szCs w:val="20"/>
-        </w:rPr>
-        <w:t xml:space="preserve">Frequency — </w:t>
-      </w:r>
-      <w:r>
-        <w:rPr>
-          <w:sz w:val="20"/>
-          <w:szCs w:val="20"/>
-        </w:rPr>
-        <w:t xml:space="preserve">How many times a value shows up.</w:t>
-      </w:r>
-      <w:r>
-        <w:rPr>
-          <w:i/>
-          <w:iCs/>
-          <w:color w:val="5F6F80"/>
-          <w:sz w:val="18"/>
-          <w:szCs w:val="18"/>
-        </w:rPr>
-        <w:br/>
-        <w:t xml:space="preserve">Frecuencia — Cuántas veces aparece un valor.</w:t>
-      </w:r>
-    </w:p>
-    <w:p>
-      <w:pPr>
-        <w:spacing w:after="60"/>
-      </w:pPr>
-      <w:r>
-        <w:rPr>
-          <w:b/>
-          <w:bCs/>
-          <w:color w:val="1FA6A2"/>
-          <w:sz w:val="22"/>
-          <w:szCs w:val="22"/>
-        </w:rPr>
-        <w:t xml:space="preserve">☐  </w:t>
-      </w:r>
-      <w:r>
-        <w:rPr>
-          <w:b/>
-          <w:bCs/>
-          <w:color w:val="12355B"/>
-          <w:sz w:val="20"/>
-          <w:szCs w:val="20"/>
-        </w:rPr>
-        <w:t xml:space="preserve">Interval — </w:t>
-      </w:r>
-      <w:r>
-        <w:rPr>
-          <w:sz w:val="20"/>
-          <w:szCs w:val="20"/>
-        </w:rPr>
-        <w:t xml:space="preserve">A range of numbers used to group data.</w:t>
-      </w:r>
-      <w:r>
-        <w:rPr>
-          <w:i/>
-          <w:iCs/>
-          <w:color w:val="5F6F80"/>
-          <w:sz w:val="18"/>
-          <w:szCs w:val="18"/>
-        </w:rPr>
-        <w:br/>
-        <w:t xml:space="preserve">Intervalo — Un rango de números para agrupar datos.</w:t>
-      </w:r>
-    </w:p>
-    <w:p>
-      <w:pPr>
-        <w:spacing w:after="60"/>
-      </w:pPr>
-      <w:r>
-        <w:rPr>
-          <w:b/>
-          <w:bCs/>
-          <w:color w:val="1FA6A2"/>
-          <w:sz w:val="22"/>
-          <w:szCs w:val="22"/>
-        </w:rPr>
-        <w:t xml:space="preserve">☐  </w:t>
-      </w:r>
-      <w:r>
-        <w:rPr>
-          <w:b/>
-          <w:bCs/>
-          <w:color w:val="12355B"/>
-          <w:sz w:val="20"/>
-          <w:szCs w:val="20"/>
-        </w:rPr>
-        <w:t xml:space="preserve">Distribution — </w:t>
-      </w:r>
-      <w:r>
-        <w:rPr>
-          <w:sz w:val="20"/>
-          <w:szCs w:val="20"/>
-        </w:rPr>
-        <w:t xml:space="preserve">How the data is spread out.</w:t>
-      </w:r>
-      <w:r>
-        <w:rPr>
-          <w:i/>
-          <w:iCs/>
-          <w:color w:val="5F6F80"/>
-          <w:sz w:val="18"/>
-          <w:szCs w:val="18"/>
-        </w:rPr>
-        <w:br/>
-        <w:t xml:space="preserve">Distribución — Cómo están repartidos los datos.</w:t>
-      </w:r>
-    </w:p>
-    <w:tbl>
-      <w:tblPr>
-        <w:tblW w:type="pct" w:w="100%"/>
-        <w:tblBorders>
-          <w:top w:val="single" w:color="1FA6A2" w:sz="8"/>
-          <w:left w:val="single" w:color="1FA6A2" w:sz="8"/>
-          <w:bottom w:val="single" w:color="1FA6A2" w:sz="8"/>
-          <w:right w:val="single" w:color="1FA6A2" w:sz="8"/>
-          <w:insideH w:val="single" w:color="auto" w:sz="4"/>
-          <w:insideV w:val="single" w:color="auto" w:sz="4"/>
-        </w:tblBorders>
-      </w:tblPr>
-      <w:tblGrid>
-        <w:gridCol w:w="100"/>
-      </w:tblGrid>
-      <w:tr>
-        <w:tc>
-          <w:tcPr>
-            <w:shd w:fill="F7FFFD" w:color="auto" w:val="clear"/>
-            <w:tcMar>
-              <w:top w:type="dxa" w:w="120"/>
-              <w:left w:type="dxa" w:w="180"/>
-              <w:bottom w:type="dxa" w:w="120"/>
-              <w:right w:type="dxa" w:w="180"/>
-            </w:tcMar>
-          </w:tcPr>
-          <w:p>
-            <w:pPr>
-              <w:spacing w:after="50"/>
-            </w:pPr>
-            <w:r>
-              <w:rPr>
-                <w:b/>
-                <w:bCs/>
-                <w:color w:val="1FA6A2"/>
-                <w:sz w:val="20"/>
-                <w:szCs w:val="20"/>
-              </w:rPr>
-              <w:t xml:space="preserve">Say it first:  </w:t>
-            </w:r>
-            <w:r>
-              <w:rPr>
-                <w:sz w:val="20"/>
-                <w:szCs w:val="20"/>
-              </w:rPr>
-              <w:t xml:space="preserve">Say your idea to a partner or quietly to yourself before you write.</w:t>
-            </w:r>
-          </w:p>
-          <w:p>
-            <w:pPr>
-              <w:spacing w:after="60"/>
-            </w:pPr>
-            <w:r>
-              <w:rPr>
-                <w:color w:val="1A2733"/>
-                <w:sz w:val="21"/>
-                <w:szCs w:val="21"/>
-              </w:rPr>
-              <w:t xml:space="preserve">The histogram peaks at the ___ interval with ___ players. The shape is approximately ___. This ___ the coach's claim because ___.</w:t>
-            </w:r>
             <w:r>
               <w:rPr>
                 <w:i/>
@@ -1961,7 +1582,7 @@
                 <w:szCs w:val="19"/>
               </w:rPr>
               <w:br/>
-              <w:t xml:space="preserve">Di tu respuesta primero: Mi respuesta es ___ porque ___.</w:t>
+              <w:t xml:space="preserve">¿El histograma apoya lo que dice el entrenador? ¿Qué te dice la forma de los datos?</w:t>
             </w:r>
           </w:p>
         </w:tc>
@@ -1969,28 +1590,192 @@
     </w:tbl>
     <w:p>
       <w:pPr>
-        <w:pStyle w:val="Heading2"/>
-        <w:spacing w:after="80" w:before="180"/>
-      </w:pPr>
-      <w:r>
-        <w:rPr>
-          <w:b/>
-          <w:bCs/>
-          <w:color w:val="12355B"/>
-          <w:sz w:val="24"/>
-          <w:szCs w:val="24"/>
-        </w:rPr>
-        <w:t xml:space="preserve">3. Build Your Explanation</w:t>
-      </w:r>
+        <w:spacing w:after="100"/>
+      </w:pPr>
       <w:r>
         <w:rPr>
           <w:i/>
           <w:iCs/>
-          <w:color w:val="B97A12"/>
+          <w:color w:val="5F6F80"/>
           <w:sz w:val="19"/>
           <w:szCs w:val="19"/>
         </w:rPr>
-        <w:t xml:space="preserve">   choose your support</w:t>
+        <w:t xml:space="preserve">Say your answer to a partner first. Then write it, using at least two of these words:</w:t>
+      </w:r>
+    </w:p>
+    <w:p>
+      <w:pPr>
+        <w:spacing w:after="40"/>
+      </w:pPr>
+      <w:r>
+        <w:rPr>
+          <w:b/>
+          <w:bCs/>
+          <w:color w:val="1FA6A2"/>
+          <w:sz w:val="22"/>
+          <w:szCs w:val="22"/>
+        </w:rPr>
+        <w:t xml:space="preserve">☐  </w:t>
+      </w:r>
+      <w:r>
+        <w:rPr>
+          <w:b/>
+          <w:bCs/>
+          <w:color w:val="12355B"/>
+          <w:sz w:val="20"/>
+          <w:szCs w:val="20"/>
+        </w:rPr>
+        <w:t xml:space="preserve">Histogram</w:t>
+      </w:r>
+      <w:r>
+        <w:rPr>
+          <w:i/>
+          <w:iCs/>
+          <w:color w:val="5F6F80"/>
+          <w:sz w:val="18"/>
+          <w:szCs w:val="18"/>
+        </w:rPr>
+        <w:t xml:space="preserve">  ·  Histograma</w:t>
+      </w:r>
+    </w:p>
+    <w:p>
+      <w:pPr>
+        <w:spacing w:after="40"/>
+      </w:pPr>
+      <w:r>
+        <w:rPr>
+          <w:b/>
+          <w:bCs/>
+          <w:color w:val="1FA6A2"/>
+          <w:sz w:val="22"/>
+          <w:szCs w:val="22"/>
+        </w:rPr>
+        <w:t xml:space="preserve">☐  </w:t>
+      </w:r>
+      <w:r>
+        <w:rPr>
+          <w:b/>
+          <w:bCs/>
+          <w:color w:val="12355B"/>
+          <w:sz w:val="20"/>
+          <w:szCs w:val="20"/>
+        </w:rPr>
+        <w:t xml:space="preserve">Frequency</w:t>
+      </w:r>
+      <w:r>
+        <w:rPr>
+          <w:i/>
+          <w:iCs/>
+          <w:color w:val="5F6F80"/>
+          <w:sz w:val="18"/>
+          <w:szCs w:val="18"/>
+        </w:rPr>
+        <w:t xml:space="preserve">  ·  Frecuencia</w:t>
+      </w:r>
+    </w:p>
+    <w:p>
+      <w:pPr>
+        <w:spacing w:after="40"/>
+      </w:pPr>
+      <w:r>
+        <w:rPr>
+          <w:b/>
+          <w:bCs/>
+          <w:color w:val="1FA6A2"/>
+          <w:sz w:val="22"/>
+          <w:szCs w:val="22"/>
+        </w:rPr>
+        <w:t xml:space="preserve">☐  </w:t>
+      </w:r>
+      <w:r>
+        <w:rPr>
+          <w:b/>
+          <w:bCs/>
+          <w:color w:val="12355B"/>
+          <w:sz w:val="20"/>
+          <w:szCs w:val="20"/>
+        </w:rPr>
+        <w:t xml:space="preserve">Interval</w:t>
+      </w:r>
+      <w:r>
+        <w:rPr>
+          <w:i/>
+          <w:iCs/>
+          <w:color w:val="5F6F80"/>
+          <w:sz w:val="18"/>
+          <w:szCs w:val="18"/>
+        </w:rPr>
+        <w:t xml:space="preserve">  ·  Intervalo</w:t>
+      </w:r>
+    </w:p>
+    <w:p>
+      <w:pPr>
+        <w:spacing w:after="40"/>
+      </w:pPr>
+      <w:r>
+        <w:rPr>
+          <w:b/>
+          <w:bCs/>
+          <w:color w:val="1FA6A2"/>
+          <w:sz w:val="22"/>
+          <w:szCs w:val="22"/>
+        </w:rPr>
+        <w:t xml:space="preserve">☐  </w:t>
+      </w:r>
+      <w:r>
+        <w:rPr>
+          <w:b/>
+          <w:bCs/>
+          <w:color w:val="12355B"/>
+          <w:sz w:val="20"/>
+          <w:szCs w:val="20"/>
+        </w:rPr>
+        <w:t xml:space="preserve">Distribution</w:t>
+      </w:r>
+      <w:r>
+        <w:rPr>
+          <w:i/>
+          <w:iCs/>
+          <w:color w:val="5F6F80"/>
+          <w:sz w:val="18"/>
+          <w:szCs w:val="18"/>
+        </w:rPr>
+        <w:t xml:space="preserve">  ·  Distribución</w:t>
+      </w:r>
+    </w:p>
+    <w:p>
+      <w:pPr>
+        <w:spacing w:after="40"/>
+      </w:pPr>
+      <w:r>
+        <w:rPr>
+          <w:b/>
+          <w:bCs/>
+          <w:color w:val="1FA6A2"/>
+          <w:sz w:val="22"/>
+          <w:szCs w:val="22"/>
+        </w:rPr>
+        <w:t xml:space="preserve">☐  </w:t>
+      </w:r>
+      <w:r>
+        <w:rPr>
+          <w:b/>
+          <w:bCs/>
+          <w:color w:val="12355B"/>
+          <w:sz w:val="20"/>
+          <w:szCs w:val="20"/>
+        </w:rPr>
+        <w:t xml:space="preserve">Variability</w:t>
+      </w:r>
+      <w:r>
+        <w:rPr>
+          <w:i/>
+          <w:iCs/>
+          <w:color w:val="5F6F80"/>
+          <w:sz w:val="18"/>
+          <w:szCs w:val="18"/>
+        </w:rPr>
+        <w:t xml:space="preserve">  ·  Variabilidad</w:t>
       </w:r>
     </w:p>
     <w:tbl>
@@ -2021,21 +1806,6 @@
           </w:tcPr>
           <w:p>
             <w:pPr>
-              <w:spacing w:after="50"/>
-            </w:pPr>
-            <w:r>
-              <w:rPr>
-                <w:i/>
-                <w:iCs/>
-                <w:color w:val="5F6F80"/>
-                <w:sz w:val="19"/>
-                <w:szCs w:val="19"/>
-              </w:rPr>
-              <w:t xml:space="preserve">This model shows the parts of an explanation. It does not answer your writing question.</w:t>
-            </w:r>
-          </w:p>
-          <w:p>
-            <w:pPr>
               <w:spacing w:after="80"/>
             </w:pPr>
             <w:r>
@@ -2046,58 +1816,14 @@
                 <w:sz w:val="19"/>
                 <w:szCs w:val="19"/>
               </w:rPr>
-              <w:t xml:space="preserve">Claim:  </w:t>
+              <w:t xml:space="preserve">Model:  </w:t>
             </w:r>
             <w:r>
               <w:rPr>
                 <w:sz w:val="19"/>
                 <w:szCs w:val="19"/>
               </w:rPr>
-              <w:t xml:space="preserve">A histogram groups data into equal intervals so large data sets become readable.</w:t>
-            </w:r>
-          </w:p>
-          <w:p>
-            <w:pPr>
-              <w:spacing w:after="80"/>
-            </w:pPr>
-            <w:r>
-              <w:rPr>
-                <w:b/>
-                <w:bCs/>
-                <w:color w:val="12355B"/>
-                <w:sz w:val="19"/>
-                <w:szCs w:val="19"/>
-              </w:rPr>
-              <w:t xml:space="preserve">Evidence:  </w:t>
-            </w:r>
-            <w:r>
-              <w:rPr>
-                <w:sz w:val="19"/>
-                <w:szCs w:val="19"/>
-              </w:rPr>
-              <w:t xml:space="preserve">Students explain grouping into intervals makes 30 values readable and that each bar's height is the frequency for that interval.</w:t>
-            </w:r>
-          </w:p>
-          <w:p>
-            <w:pPr>
-              <w:spacing w:after="80"/>
-            </w:pPr>
-            <w:r>
-              <w:rPr>
-                <w:b/>
-                <w:bCs/>
-                <w:color w:val="12355B"/>
-                <w:sz w:val="19"/>
-                <w:szCs w:val="19"/>
-              </w:rPr>
-              <w:t xml:space="preserve">Reasoning:  </w:t>
-            </w:r>
-            <w:r>
-              <w:rPr>
-                <w:sz w:val="19"/>
-                <w:szCs w:val="19"/>
-              </w:rPr>
-              <w:t xml:space="preserve">This evidence connects the definition of histogram to the mathematical claim.</w:t>
+              <w:t xml:space="preserve">A histogram groups data into equal intervals so large data sets become readable. — Students explain grouping into intervals makes 30 values readable and that each bar's height is the frequency for that interval.</w:t>
             </w:r>
           </w:p>
         </w:tc>
@@ -2176,7 +1902,7 @@
           <w:sz w:val="21"/>
           <w:szCs w:val="21"/>
         </w:rPr>
-        <w:t xml:space="preserve">My answer is ___.</w:t>
+        <w:t xml:space="preserve">My answer is ___ because ___.</w:t>
       </w:r>
       <w:r>
         <w:rPr>
@@ -2187,7 +1913,7 @@
           <w:szCs w:val="19"/>
         </w:rPr>
         <w:br/>
-        <w:t xml:space="preserve">Mi respuesta es ___.</w:t>
+        <w:t xml:space="preserve">Mi respuesta es ___ porque ___.</w:t>
       </w:r>
     </w:p>
     <w:tbl>
@@ -2327,7 +2053,7 @@
           <w:sz w:val="21"/>
           <w:szCs w:val="21"/>
         </w:rPr>
-        <w:t xml:space="preserve">I know because ___.</w:t>
+        <w:t xml:space="preserve">My evidence is ___, so ___.</w:t>
       </w:r>
       <w:r>
         <w:rPr>
@@ -2338,31 +2064,7 @@
           <w:szCs w:val="19"/>
         </w:rPr>
         <w:br/>
-        <w:t xml:space="preserve">Lo sé porque ___.</w:t>
-      </w:r>
-    </w:p>
-    <w:p>
-      <w:pPr>
-        <w:spacing w:after="60"/>
-      </w:pPr>
-      <w:r>
-        <w:rPr>
-          <w:color w:val="1A2733"/>
-          <w:sz w:val="21"/>
-          <w:szCs w:val="21"/>
-        </w:rPr>
-        <w:t xml:space="preserve">So ___.</w:t>
-      </w:r>
-      <w:r>
-        <w:rPr>
-          <w:i/>
-          <w:iCs/>
-          <w:color w:val="5F6F80"/>
-          <w:sz w:val="19"/>
-          <w:szCs w:val="19"/>
-        </w:rPr>
-        <w:br/>
-        <w:t xml:space="preserve">Entonces ___.</w:t>
+        <w:t xml:space="preserve">Mi evidencia es ___, entonces ___.</w:t>
       </w:r>
     </w:p>
     <w:tbl>
@@ -2468,78 +2170,6 @@
         <w:t xml:space="preserve">Escribe una afirmación, da evidencia matemática y explica tu razonamiento.</w:t>
       </w:r>
     </w:p>
-    <w:p>
-      <w:pPr>
-        <w:spacing w:after="60"/>
-      </w:pPr>
-      <w:r>
-        <w:rPr>
-          <w:color w:val="1A2733"/>
-          <w:sz w:val="21"/>
-          <w:szCs w:val="21"/>
-        </w:rPr>
-        <w:t xml:space="preserve">My claim is ___.</w:t>
-      </w:r>
-      <w:r>
-        <w:rPr>
-          <w:i/>
-          <w:iCs/>
-          <w:color w:val="5F6F80"/>
-          <w:sz w:val="19"/>
-          <w:szCs w:val="19"/>
-        </w:rPr>
-        <w:br/>
-        <w:t xml:space="preserve">Mi afirmación es ___.</w:t>
-      </w:r>
-    </w:p>
-    <w:p>
-      <w:pPr>
-        <w:spacing w:after="60"/>
-      </w:pPr>
-      <w:r>
-        <w:rPr>
-          <w:color w:val="1A2733"/>
-          <w:sz w:val="21"/>
-          <w:szCs w:val="21"/>
-        </w:rPr>
-        <w:t xml:space="preserve">My math evidence is ___.</w:t>
-      </w:r>
-      <w:r>
-        <w:rPr>
-          <w:i/>
-          <w:iCs/>
-          <w:color w:val="5F6F80"/>
-          <w:sz w:val="19"/>
-          <w:szCs w:val="19"/>
-        </w:rPr>
-        <w:br/>
-        <w:t xml:space="preserve">Mi evidencia matemática es ___.</w:t>
-      </w:r>
-    </w:p>
-    <w:p>
-      <w:pPr>
-        <w:spacing w:after="60"/>
-      </w:pPr>
-      <w:r>
-        <w:rPr>
-          <w:color w:val="1A2733"/>
-          <w:sz w:val="21"/>
-          <w:szCs w:val="21"/>
-        </w:rPr>
-        <w:t xml:space="preserve">This proves ___ because ___.</w:t>
-      </w:r>
-      <w:r>
-        <w:rPr>
-          <w:i/>
-          <w:iCs/>
-          <w:color w:val="5F6F80"/>
-          <w:sz w:val="19"/>
-          <w:szCs w:val="19"/>
-        </w:rPr>
-        <w:br/>
-        <w:t xml:space="preserve">Esto demuestra ___ porque ___.</w:t>
-      </w:r>
-    </w:p>
     <w:tbl>
       <w:tblPr>
         <w:tblW w:type="pct" w:w="100%"/>
@@ -2622,7 +2252,7 @@
           <w:sz w:val="24"/>
           <w:szCs w:val="24"/>
         </w:rPr>
-        <w:t xml:space="preserve">4. Check Your Explanation</w:t>
+        <w:t xml:space="preserve">Check Your Explanation</w:t>
       </w:r>
       <w:r>
         <w:rPr>
@@ -2632,7 +2262,7 @@
           <w:sz w:val="19"/>
           <w:szCs w:val="19"/>
         </w:rPr>
-        <w:t xml:space="preserve">   five quick checks</w:t>
+        <w:t xml:space="preserve">   three quick checks</w:t>
       </w:r>
     </w:p>
     <w:p>
@@ -2656,17 +2286,6 @@
         </w:rPr>
         <w:t xml:space="preserve">I answered the question.</w:t>
       </w:r>
-      <w:r>
-        <w:rPr>
-          <w:i/>
-          <w:iCs/>
-          <w:color w:val="5F6F80"/>
-          <w:sz w:val="18"/>
-          <w:szCs w:val="18"/>
-        </w:rPr>
-        <w:br/>
-        <w:t xml:space="preserve">Respondí la pregunta.</w:t>
-      </w:r>
     </w:p>
     <w:p>
       <w:pPr>
@@ -2687,18 +2306,7 @@
           <w:sz w:val="20"/>
           <w:szCs w:val="20"/>
         </w:rPr>
-        <w:t xml:space="preserve">I used math evidence: numbers, an equation, a model, or a comparison.</w:t>
-      </w:r>
-      <w:r>
-        <w:rPr>
-          <w:i/>
-          <w:iCs/>
-          <w:color w:val="5F6F80"/>
-          <w:sz w:val="18"/>
-          <w:szCs w:val="18"/>
-        </w:rPr>
-        <w:br/>
-        <w:t xml:space="preserve">Usé evidencia matemática: números, una ecuación, un modelo o una comparación.</w:t>
+        <w:t xml:space="preserve">I used math evidence: numbers, an equation, or a model.</w:t>
       </w:r>
     </w:p>
     <w:p>
@@ -2720,84 +2328,7 @@
           <w:sz w:val="20"/>
           <w:szCs w:val="20"/>
         </w:rPr>
-        <w:t xml:space="preserve">I explained how the evidence proves my answer.</w:t>
-      </w:r>
-      <w:r>
-        <w:rPr>
-          <w:i/>
-          <w:iCs/>
-          <w:color w:val="5F6F80"/>
-          <w:sz w:val="18"/>
-          <w:szCs w:val="18"/>
-        </w:rPr>
-        <w:br/>
-        <w:t xml:space="preserve">Expliqué cómo la evidencia demuestra mi respuesta.</w:t>
-      </w:r>
-    </w:p>
-    <w:p>
-      <w:pPr>
-        <w:spacing w:after="80"/>
-      </w:pPr>
-      <w:r>
-        <w:rPr>
-          <w:b/>
-          <w:bCs/>
-          <w:color w:val="1FA6A2"/>
-          <w:sz w:val="22"/>
-          <w:szCs w:val="22"/>
-        </w:rPr>
-        <w:t xml:space="preserve">☐  </w:t>
-      </w:r>
-      <w:r>
-        <w:rPr>
-          <w:sz w:val="20"/>
-          <w:szCs w:val="20"/>
-        </w:rPr>
         <w:t xml:space="preserve">I used at least two math words.</w:t>
-      </w:r>
-      <w:r>
-        <w:rPr>
-          <w:i/>
-          <w:iCs/>
-          <w:color w:val="5F6F80"/>
-          <w:sz w:val="18"/>
-          <w:szCs w:val="18"/>
-        </w:rPr>
-        <w:br/>
-        <w:t xml:space="preserve">Usé por lo menos dos palabras matemáticas.</w:t>
-      </w:r>
-    </w:p>
-    <w:p>
-      <w:pPr>
-        <w:spacing w:after="80"/>
-      </w:pPr>
-      <w:r>
-        <w:rPr>
-          <w:b/>
-          <w:bCs/>
-          <w:color w:val="1FA6A2"/>
-          <w:sz w:val="22"/>
-          <w:szCs w:val="22"/>
-        </w:rPr>
-        <w:t xml:space="preserve">☐  </w:t>
-      </w:r>
-      <w:r>
-        <w:rPr>
-          <w:sz w:val="20"/>
-          <w:szCs w:val="20"/>
-        </w:rPr>
-        <w:t xml:space="preserve">I reread complete sentences and punctuation.</w:t>
-      </w:r>
-      <w:r>
-        <w:rPr>
-          <w:i/>
-          <w:iCs/>
-          <w:color w:val="5F6F80"/>
-          <w:sz w:val="18"/>
-          <w:szCs w:val="18"/>
-        </w:rPr>
-        <w:br/>
-        <w:t xml:space="preserve">Volví a leer mis oraciones completas y la puntuación.</w:t>
       </w:r>
     </w:p>
     <w:p>
@@ -5573,7 +5104,7 @@
           <w:sz w:val="20"/>
           <w:szCs w:val="20"/>
         </w:rPr>
-        <w:t xml:space="preserve">☐  I answered the question.</w:t>
+        <w:t xml:space="preserve">☐  The answer to the math question is correct.</w:t>
       </w:r>
     </w:p>
     <w:p>
@@ -5585,7 +5116,7 @@
           <w:sz w:val="20"/>
           <w:szCs w:val="20"/>
         </w:rPr>
-        <w:t xml:space="preserve">☐  I used math evidence: numbers, an equation, a model, or a comparison.</w:t>
+        <w:t xml:space="preserve">☐  The evidence is real lesson mathematics (numbers, equation, or model), not restated claim.</w:t>
       </w:r>
     </w:p>
     <w:p>
@@ -5597,31 +5128,7 @@
           <w:sz w:val="20"/>
           <w:szCs w:val="20"/>
         </w:rPr>
-        <w:t xml:space="preserve">☐  I explained how the evidence proves my answer.</w:t>
-      </w:r>
-    </w:p>
-    <w:p>
-      <w:pPr>
-        <w:spacing w:after="80"/>
-      </w:pPr>
-      <w:r>
-        <w:rPr>
-          <w:sz w:val="20"/>
-          <w:szCs w:val="20"/>
-        </w:rPr>
-        <w:t xml:space="preserve">☐  I used at least two math words.</w:t>
-      </w:r>
-    </w:p>
-    <w:p>
-      <w:pPr>
-        <w:spacing w:after="80"/>
-      </w:pPr>
-      <w:r>
-        <w:rPr>
-          <w:sz w:val="20"/>
-          <w:szCs w:val="20"/>
-        </w:rPr>
-        <w:t xml:space="preserve">☐  I reread complete sentences and punctuation.</w:t>
+        <w:t xml:space="preserve">☐  The support level changed the language scaffolding, never the mathematical expectation.</w:t>
       </w:r>
     </w:p>
     <w:sectPr>
